--- a/workspaces/instructivos/PCE4_PROCEDIMIENTO_FACTURACION_MENSUAL_DE_INGRESOS_BANCARIOS_EN_EFECTIVO_RFC_GENERICO.docx
+++ b/workspaces/instructivos/PCE4_PROCEDIMIENTO_FACTURACION_MENSUAL_DE_INGRESOS_BANCARIOS_EN_EFECTIVO_RFC_GENERICO.docx
@@ -455,7 +455,7 @@
                   <w:sz w:val="28"/>
                   <w:szCs w:val="28"/>
                 </w:rPr>
-                <w:t>PROCEDIMIENTO: FACTURACIÓN MENSUAL DE INGRESOS BANCARIOS EN EFECTIVO (RFC GENERICO)</w:t>
+                <w:t>PROCEDIMIENTO: FACTURACION MENSUAL DE INGRESOS BANCARIOS EN EFECTIVO (RFC GENERICO)</w:t>
               </w:r>
             </w:p>
           </w:sdtContent>
@@ -667,32 +667,12 @@
     </w:p>
     <w:p>
       <w:r>
-        <w:t>Archivo "Depósitos Banco (mes actual)" — Excel con el registro de depósitos bancarios.</w:t>
-      </w:r>
-    </w:p>
-    <w:p>
-      <w:r>
-        <w:t>Archivo "Pagos para Facturar" — Listado de folios pendientes de facturación.</w:t>
-      </w:r>
-    </w:p>
-    <w:p>
-      <w:r>
-        <w:t xml:space="preserve">Fichas de depósito bancarias (entregadas por el Director General).</w:t>
-      </w:r>
-    </w:p>
-    <w:p>
-      <w:r>
-        <w:t xml:space="preserve">Google Sheets — Pestaña "Facturación" para compartir datos al área de facturación.</w:t>
-      </w:r>
-    </w:p>
-    <w:p>
-      <w:r>
-        <w:t xml:space="preserve">CONTPAQi — Sistema de facturación electrónica.</w:t>
-      </w:r>
-    </w:p>
-    <w:p>
-      <w:r>
-        <w:t xml:space="preserve">Carpeta física "Bancos [Año Correspondiente]" — Resguardo de facturas y fichas de depósito.</w:t>
+        <w:t>CRM PROTEG-RT y/o SIGA (segun aplique al procedimiento).</w:t>
+      </w:r>
+    </w:p>
+    <w:p>
+      <w:r>
+        <w:t>Archivos internos de respaldo mencionados en el procedimiento.</w:t>
       </w:r>
     </w:p>
     <w:p>
@@ -722,17 +702,7 @@
     </w:p>
     <w:p>
       <w:r>
-        <w:t xml:space="preserve">RFC Genérico: Clave de Registro Federal de Contribuyentes utilizada para facturar cuando el cliente no proporciona un RFC válido, aplicando el RFC genérico autorizado por el SAT.</w:t>
-      </w:r>
-    </w:p>
-    <w:p>
-      <w:r>
-        <w:t xml:space="preserve">Depósito en Efectivo: Ingreso bancario realizado en ventanilla con dinero físico, que debe ser facturado para cumplimiento fiscal.</w:t>
-      </w:r>
-    </w:p>
-    <w:p>
-      <w:r>
-        <w:t xml:space="preserve">Método de Pago "Efectivo": Clave utilizada en el CFDI para indicar que el pago se realizó en efectivo.</w:t>
+        <w:t>Definiciones basadas en el contenido del procedimiento.</w:t>
       </w:r>
     </w:p>
     <w:p>
@@ -762,260 +732,1873 @@
       </w:r>
     </w:p>
     <w:p>
-      <w:r>
+      <w:pPr>
+        <w:spacing w:before="100" w:beforeAutospacing="1" w:after="100" w:afterAutospacing="1" w:line="240" w:lineRule="auto"/>
+        <w:outlineLvl w:val="1"/>
+        <w:rPr>
+          <w:rFonts w:ascii="Times New Roman" w:eastAsia="Times New Roman" w:hAnsi="Times New Roman" w:cs="Times New Roman"/>
+          <w:b/>
+          <w:bCs/>
+          <w:sz w:val="36"/>
+          <w:szCs w:val="36"/>
+        </w:rPr>
+      </w:pPr>
+      <w:r>
+        <w:rPr>
+          <w:rFonts w:ascii="Times New Roman" w:eastAsia="Times New Roman" w:hAnsi="Times New Roman" w:cs="Times New Roman"/>
+          <w:b/>
+          <w:bCs/>
+          <w:sz w:val="36"/>
+          <w:szCs w:val="36"/>
+        </w:rPr>
         <w:t>3. Responsables</w:t>
       </w:r>
     </w:p>
     <w:p>
-      <w:r>
-        <w:t>Personal de cobranza en facturación: Realiza la selección, registro y emisión de facturas.</w:t>
-      </w:r>
-    </w:p>
-    <w:p>
-      <w:r>
-        <w:t>Gerente de cobranza: Supervisa y valida la entrega de los formatos de facturación.</w:t>
-      </w:r>
-    </w:p>
-    <w:p>
-      <w:r>
-        <w:t>Área contable: Resguarda los archivos y fichas de depósito.</w:t>
-      </w:r>
-    </w:p>
-    <w:p>
-      <w:r>
+      <w:pPr>
+        <w:numPr>
+          <w:ilvl w:val="0"/>
+          <w:numId w:val="1"/>
+        </w:numPr>
+        <w:spacing w:before="100" w:beforeAutospacing="1" w:after="100" w:afterAutospacing="1" w:line="240" w:lineRule="auto"/>
+        <w:rPr>
+          <w:rFonts w:ascii="Times New Roman" w:eastAsia="Times New Roman" w:hAnsi="Times New Roman" w:cs="Times New Roman"/>
+          <w:sz w:val="24"/>
+          <w:szCs w:val="24"/>
+        </w:rPr>
+      </w:pPr>
+      <w:r>
+        <w:rPr>
+          <w:rFonts w:ascii="Times New Roman" w:eastAsia="Times New Roman" w:hAnsi="Times New Roman" w:cs="Times New Roman"/>
+          <w:b/>
+          <w:bCs/>
+          <w:sz w:val="24"/>
+          <w:szCs w:val="24"/>
+        </w:rPr>
+        <w:t xml:space="preserve">Personal </w:t>
+      </w:r>
+      <w:r>
+        <w:rPr>
+          <w:rFonts w:ascii="Times New Roman" w:eastAsia="Times New Roman" w:hAnsi="Times New Roman" w:cs="Times New Roman"/>
+          <w:b/>
+          <w:bCs/>
+          <w:sz w:val="24"/>
+          <w:szCs w:val="24"/>
+        </w:rPr>
+        <w:t xml:space="preserve">de cobranza </w:t>
+      </w:r>
+      <w:r>
+        <w:rPr>
+          <w:rFonts w:ascii="Times New Roman" w:eastAsia="Times New Roman" w:hAnsi="Times New Roman" w:cs="Times New Roman"/>
+          <w:b/>
+          <w:bCs/>
+          <w:sz w:val="24"/>
+          <w:szCs w:val="24"/>
+        </w:rPr>
+        <w:t>e</w:t>
+      </w:r>
+      <w:r>
+        <w:rPr>
+          <w:rFonts w:ascii="Times New Roman" w:eastAsia="Times New Roman" w:hAnsi="Times New Roman" w:cs="Times New Roman"/>
+          <w:b/>
+          <w:bCs/>
+          <w:sz w:val="24"/>
+          <w:szCs w:val="24"/>
+        </w:rPr>
+        <w:t>n</w:t>
+      </w:r>
+      <w:r>
+        <w:rPr>
+          <w:rFonts w:ascii="Times New Roman" w:eastAsia="Times New Roman" w:hAnsi="Times New Roman" w:cs="Times New Roman"/>
+          <w:b/>
+          <w:bCs/>
+          <w:sz w:val="24"/>
+          <w:szCs w:val="24"/>
+        </w:rPr>
+        <w:t xml:space="preserve"> facturación:</w:t>
+      </w:r>
+      <w:r>
+        <w:rPr>
+          <w:rFonts w:ascii="Times New Roman" w:eastAsia="Times New Roman" w:hAnsi="Times New Roman" w:cs="Times New Roman"/>
+          <w:sz w:val="24"/>
+          <w:szCs w:val="24"/>
+        </w:rPr>
+        <w:t xml:space="preserve"> Realiza la selección, registro y emisión de facturas.</w:t>
+      </w:r>
+    </w:p>
+    <w:p>
+      <w:pPr>
+        <w:numPr>
+          <w:ilvl w:val="0"/>
+          <w:numId w:val="1"/>
+        </w:numPr>
+        <w:spacing w:before="100" w:beforeAutospacing="1" w:after="100" w:afterAutospacing="1" w:line="240" w:lineRule="auto"/>
+        <w:rPr>
+          <w:rFonts w:ascii="Times New Roman" w:eastAsia="Times New Roman" w:hAnsi="Times New Roman" w:cs="Times New Roman"/>
+          <w:sz w:val="24"/>
+          <w:szCs w:val="24"/>
+        </w:rPr>
+      </w:pPr>
+      <w:r>
+        <w:rPr>
+          <w:rFonts w:ascii="Times New Roman" w:eastAsia="Times New Roman" w:hAnsi="Times New Roman" w:cs="Times New Roman"/>
+          <w:b/>
+          <w:bCs/>
+          <w:sz w:val="24"/>
+          <w:szCs w:val="24"/>
+        </w:rPr>
+        <w:t>Gerente de cobranza:</w:t>
+      </w:r>
+      <w:r>
+        <w:rPr>
+          <w:rFonts w:ascii="Times New Roman" w:eastAsia="Times New Roman" w:hAnsi="Times New Roman" w:cs="Times New Roman"/>
+          <w:sz w:val="24"/>
+          <w:szCs w:val="24"/>
+        </w:rPr>
+        <w:t xml:space="preserve"> Supervisa y valida la entrega de los formatos de facturación.</w:t>
+      </w:r>
+    </w:p>
+    <w:p>
+      <w:pPr>
+        <w:numPr>
+          <w:ilvl w:val="0"/>
+          <w:numId w:val="1"/>
+        </w:numPr>
+        <w:spacing w:before="100" w:beforeAutospacing="1" w:after="100" w:afterAutospacing="1" w:line="240" w:lineRule="auto"/>
+        <w:rPr>
+          <w:rFonts w:ascii="Times New Roman" w:eastAsia="Times New Roman" w:hAnsi="Times New Roman" w:cs="Times New Roman"/>
+          <w:sz w:val="24"/>
+          <w:szCs w:val="24"/>
+        </w:rPr>
+      </w:pPr>
+      <w:r>
+        <w:rPr>
+          <w:rFonts w:ascii="Times New Roman" w:eastAsia="Times New Roman" w:hAnsi="Times New Roman" w:cs="Times New Roman"/>
+          <w:b/>
+          <w:bCs/>
+          <w:sz w:val="24"/>
+          <w:szCs w:val="24"/>
+        </w:rPr>
+        <w:t>Área contable:</w:t>
+      </w:r>
+      <w:r>
+        <w:rPr>
+          <w:rFonts w:ascii="Times New Roman" w:eastAsia="Times New Roman" w:hAnsi="Times New Roman" w:cs="Times New Roman"/>
+          <w:sz w:val="24"/>
+          <w:szCs w:val="24"/>
+        </w:rPr>
+        <w:t xml:space="preserve"> Resguarda los archivos y fichas de depósito.</w:t>
+      </w:r>
+    </w:p>
+    <w:p>
+      <w:pPr>
+        <w:spacing w:before="100" w:beforeAutospacing="1" w:after="100" w:afterAutospacing="1" w:line="240" w:lineRule="auto"/>
+        <w:outlineLvl w:val="1"/>
+        <w:rPr>
+          <w:rFonts w:ascii="Times New Roman" w:eastAsia="Times New Roman" w:hAnsi="Times New Roman" w:cs="Times New Roman"/>
+          <w:b/>
+          <w:bCs/>
+          <w:sz w:val="36"/>
+          <w:szCs w:val="36"/>
+        </w:rPr>
+      </w:pPr>
+      <w:r>
+        <w:rPr>
+          <w:rFonts w:ascii="Times New Roman" w:eastAsia="Times New Roman" w:hAnsi="Times New Roman" w:cs="Times New Roman"/>
+          <w:b/>
+          <w:bCs/>
+          <w:sz w:val="36"/>
+          <w:szCs w:val="36"/>
+        </w:rPr>
         <w:t>4. Documentos y registros requeridos</w:t>
       </w:r>
     </w:p>
     <w:p>
-      <w:r>
+      <w:pPr>
+        <w:numPr>
+          <w:ilvl w:val="0"/>
+          <w:numId w:val="2"/>
+        </w:numPr>
+        <w:spacing w:before="100" w:beforeAutospacing="1" w:after="100" w:afterAutospacing="1" w:line="240" w:lineRule="auto"/>
+        <w:rPr>
+          <w:rFonts w:ascii="Times New Roman" w:eastAsia="Times New Roman" w:hAnsi="Times New Roman" w:cs="Times New Roman"/>
+          <w:sz w:val="24"/>
+          <w:szCs w:val="24"/>
+        </w:rPr>
+      </w:pPr>
+      <w:r>
+        <w:rPr>
+          <w:rFonts w:ascii="Times New Roman" w:eastAsia="Times New Roman" w:hAnsi="Times New Roman" w:cs="Times New Roman"/>
+          <w:sz w:val="24"/>
+          <w:szCs w:val="24"/>
+        </w:rPr>
         <w:t>Archivo “depósitos banco (mes actual)”</w:t>
       </w:r>
     </w:p>
     <w:p>
-      <w:r>
+      <w:pPr>
+        <w:numPr>
+          <w:ilvl w:val="0"/>
+          <w:numId w:val="2"/>
+        </w:numPr>
+        <w:spacing w:before="100" w:beforeAutospacing="1" w:after="100" w:afterAutospacing="1" w:line="240" w:lineRule="auto"/>
+        <w:rPr>
+          <w:rFonts w:ascii="Times New Roman" w:eastAsia="Times New Roman" w:hAnsi="Times New Roman" w:cs="Times New Roman"/>
+          <w:sz w:val="24"/>
+          <w:szCs w:val="24"/>
+        </w:rPr>
+      </w:pPr>
+      <w:r>
+        <w:rPr>
+          <w:rFonts w:ascii="Times New Roman" w:eastAsia="Times New Roman" w:hAnsi="Times New Roman" w:cs="Times New Roman"/>
+          <w:sz w:val="24"/>
+          <w:szCs w:val="24"/>
+        </w:rPr>
         <w:t>Archivo “pagos para facturar”</w:t>
       </w:r>
     </w:p>
     <w:p>
-      <w:r>
+      <w:pPr>
+        <w:numPr>
+          <w:ilvl w:val="0"/>
+          <w:numId w:val="2"/>
+        </w:numPr>
+        <w:spacing w:before="100" w:beforeAutospacing="1" w:after="100" w:afterAutospacing="1" w:line="240" w:lineRule="auto"/>
+        <w:rPr>
+          <w:rFonts w:ascii="Times New Roman" w:eastAsia="Times New Roman" w:hAnsi="Times New Roman" w:cs="Times New Roman"/>
+          <w:sz w:val="24"/>
+          <w:szCs w:val="24"/>
+        </w:rPr>
+      </w:pPr>
+      <w:r>
+        <w:rPr>
+          <w:rFonts w:ascii="Times New Roman" w:eastAsia="Times New Roman" w:hAnsi="Times New Roman" w:cs="Times New Roman"/>
+          <w:sz w:val="24"/>
+          <w:szCs w:val="24"/>
+        </w:rPr>
         <w:t>Fichas de depósito bancarias</w:t>
       </w:r>
     </w:p>
     <w:p>
-      <w:r>
+      <w:pPr>
+        <w:numPr>
+          <w:ilvl w:val="0"/>
+          <w:numId w:val="2"/>
+        </w:numPr>
+        <w:spacing w:before="100" w:beforeAutospacing="1" w:after="100" w:afterAutospacing="1" w:line="240" w:lineRule="auto"/>
+        <w:rPr>
+          <w:rFonts w:ascii="Times New Roman" w:eastAsia="Times New Roman" w:hAnsi="Times New Roman" w:cs="Times New Roman"/>
+          <w:sz w:val="24"/>
+          <w:szCs w:val="24"/>
+        </w:rPr>
+      </w:pPr>
+      <w:r>
+        <w:rPr>
+          <w:rFonts w:ascii="Times New Roman" w:eastAsia="Times New Roman" w:hAnsi="Times New Roman" w:cs="Times New Roman"/>
+          <w:sz w:val="24"/>
+          <w:szCs w:val="24"/>
+        </w:rPr>
         <w:t>Carpeta de resguardo físico “Bancos [Año Correspondiente]”</w:t>
       </w:r>
     </w:p>
     <w:p>
-      <w:r>
+      <w:pPr>
+        <w:spacing w:after="0" w:line="240" w:lineRule="auto"/>
+        <w:rPr>
+          <w:rFonts w:ascii="Times New Roman" w:eastAsia="Times New Roman" w:hAnsi="Times New Roman" w:cs="Times New Roman"/>
+          <w:sz w:val="24"/>
+          <w:szCs w:val="24"/>
+        </w:rPr>
+      </w:pPr>
+      <w:r>
+        <w:rPr>
+          <w:rFonts w:ascii="Times New Roman" w:eastAsia="Times New Roman" w:hAnsi="Times New Roman" w:cs="Times New Roman"/>
+          <w:sz w:val="24"/>
+          <w:szCs w:val="24"/>
+        </w:rPr>
+        <w:pict w14:anchorId="5B62D880">
+          <v:rect id="_x0000_i1026" style="width:0;height:1.5pt" o:hralign="center" o:hrstd="t" o:hr="t" fillcolor="#a0a0a0" stroked="f"/>
+        </w:pict>
+      </w:r>
+    </w:p>
+    <w:p>
+      <w:pPr>
+        <w:spacing w:before="100" w:beforeAutospacing="1" w:after="100" w:afterAutospacing="1" w:line="240" w:lineRule="auto"/>
+        <w:outlineLvl w:val="1"/>
+        <w:rPr>
+          <w:rFonts w:ascii="Times New Roman" w:eastAsia="Times New Roman" w:hAnsi="Times New Roman" w:cs="Times New Roman"/>
+          <w:b/>
+          <w:bCs/>
+          <w:sz w:val="36"/>
+          <w:szCs w:val="36"/>
+        </w:rPr>
+      </w:pPr>
+      <w:r>
+        <w:rPr>
+          <w:rFonts w:ascii="Times New Roman" w:eastAsia="Times New Roman" w:hAnsi="Times New Roman" w:cs="Times New Roman"/>
+          <w:b/>
+          <w:bCs/>
+          <w:sz w:val="36"/>
+          <w:szCs w:val="36"/>
+        </w:rPr>
         <w:t>5. Procedimiento</w:t>
       </w:r>
     </w:p>
     <w:p>
-      <w:r>
-        <w:t>5.1 Determinación del monto a facturar mensualmente</w:t>
-      </w:r>
-    </w:p>
-    <w:p>
-      <w:r>
-        <w:t>Revisar con el Director General, en los primeros días del mes, cuantos depósitos realizara en el mes corriente.</w:t>
-      </w:r>
-    </w:p>
-    <w:p>
-      <w:r>
-        <w:t>Preparar el archivo con los montos correspondientes a los depósitos establecidos, generalmente oscilan entre los $95,000. Y el promedio de depósitos mensuales es de 4.</w:t>
-      </w:r>
-    </w:p>
-    <w:p>
-      <w:r>
-        <w:t>5.2 Preparación del archivo base</w:t>
-      </w:r>
-    </w:p>
-    <w:p>
-      <w:r>
-        <w:t>Abrir el archivo “depósitos banco (mes actual)” ubicado en:</w:t>
+      <w:pPr>
+        <w:spacing w:before="100" w:beforeAutospacing="1" w:after="100" w:afterAutospacing="1" w:line="240" w:lineRule="auto"/>
+        <w:outlineLvl w:val="2"/>
+        <w:rPr>
+          <w:rFonts w:ascii="Times New Roman" w:eastAsia="Times New Roman" w:hAnsi="Times New Roman" w:cs="Times New Roman"/>
+          <w:b/>
+          <w:bCs/>
+          <w:sz w:val="27"/>
+          <w:szCs w:val="27"/>
+        </w:rPr>
+      </w:pPr>
+      <w:r>
+        <w:rPr>
+          <w:rFonts w:ascii="Times New Roman" w:eastAsia="Times New Roman" w:hAnsi="Times New Roman" w:cs="Times New Roman"/>
+          <w:b/>
+          <w:bCs/>
+          <w:sz w:val="27"/>
+          <w:szCs w:val="27"/>
+        </w:rPr>
+        <w:t xml:space="preserve">5.1 </w:t>
+      </w:r>
+      <w:r>
+        <w:rPr>
+          <w:rFonts w:ascii="Times New Roman" w:eastAsia="Times New Roman" w:hAnsi="Times New Roman" w:cs="Times New Roman"/>
+          <w:b/>
+          <w:bCs/>
+          <w:sz w:val="27"/>
+          <w:szCs w:val="27"/>
+        </w:rPr>
+        <w:t>Determinación del monto a facturar mensualmente</w:t>
+      </w:r>
+    </w:p>
+    <w:p>
+      <w:pPr>
+        <w:numPr>
+          <w:ilvl w:val="0"/>
+          <w:numId w:val="3"/>
+        </w:numPr>
+        <w:spacing w:before="100" w:beforeAutospacing="1" w:after="100" w:afterAutospacing="1" w:line="240" w:lineRule="auto"/>
+        <w:rPr>
+          <w:rFonts w:ascii="Times New Roman" w:eastAsia="Times New Roman" w:hAnsi="Times New Roman" w:cs="Times New Roman"/>
+          <w:sz w:val="24"/>
+          <w:szCs w:val="24"/>
+        </w:rPr>
+      </w:pPr>
+      <w:r>
+        <w:rPr>
+          <w:rFonts w:ascii="Times New Roman" w:eastAsia="Times New Roman" w:hAnsi="Times New Roman" w:cs="Times New Roman"/>
+          <w:sz w:val="24"/>
+          <w:szCs w:val="24"/>
+        </w:rPr>
+        <w:t xml:space="preserve">Revisar con el Director General, </w:t>
+      </w:r>
+      <w:r>
+        <w:rPr>
+          <w:rFonts w:ascii="Times New Roman" w:eastAsia="Times New Roman" w:hAnsi="Times New Roman" w:cs="Times New Roman"/>
+          <w:sz w:val="24"/>
+          <w:szCs w:val="24"/>
+        </w:rPr>
+        <w:t xml:space="preserve">en los primeros días del mes, </w:t>
+      </w:r>
+      <w:r>
+        <w:rPr>
+          <w:rFonts w:ascii="Times New Roman" w:eastAsia="Times New Roman" w:hAnsi="Times New Roman" w:cs="Times New Roman"/>
+          <w:sz w:val="24"/>
+          <w:szCs w:val="24"/>
+        </w:rPr>
+        <w:t>cuantos depósitos realizara en el mes corriente</w:t>
+      </w:r>
+      <w:r>
+        <w:rPr>
+          <w:rFonts w:ascii="Times New Roman" w:eastAsia="Times New Roman" w:hAnsi="Times New Roman" w:cs="Times New Roman"/>
+          <w:sz w:val="24"/>
+          <w:szCs w:val="24"/>
+        </w:rPr>
+        <w:t>.</w:t>
+      </w:r>
+    </w:p>
+    <w:p>
+      <w:pPr>
+        <w:numPr>
+          <w:ilvl w:val="0"/>
+          <w:numId w:val="3"/>
+        </w:numPr>
+        <w:spacing w:before="100" w:beforeAutospacing="1" w:after="100" w:afterAutospacing="1" w:line="240" w:lineRule="auto"/>
+        <w:rPr>
+          <w:rFonts w:ascii="Times New Roman" w:eastAsia="Times New Roman" w:hAnsi="Times New Roman" w:cs="Times New Roman"/>
+          <w:sz w:val="24"/>
+          <w:szCs w:val="24"/>
+        </w:rPr>
+      </w:pPr>
+      <w:r>
+        <w:rPr>
+          <w:rFonts w:ascii="Times New Roman" w:eastAsia="Times New Roman" w:hAnsi="Times New Roman" w:cs="Times New Roman"/>
+          <w:sz w:val="24"/>
+          <w:szCs w:val="24"/>
+        </w:rPr>
+        <w:lastRenderedPageBreak/>
+        <w:t>Preparar el archivo con los montos correspondientes a los depósitos establecidos, generalmente oscilan entre los $95,000</w:t>
+      </w:r>
+      <w:r>
+        <w:rPr>
+          <w:rFonts w:ascii="Times New Roman" w:eastAsia="Times New Roman" w:hAnsi="Times New Roman" w:cs="Times New Roman"/>
+          <w:sz w:val="24"/>
+          <w:szCs w:val="24"/>
+        </w:rPr>
+        <w:t xml:space="preserve">. Y el promedio de depósitos mensuales </w:t>
+      </w:r>
+      <w:r>
+        <w:rPr>
+          <w:rFonts w:ascii="Times New Roman" w:eastAsia="Times New Roman" w:hAnsi="Times New Roman" w:cs="Times New Roman"/>
+          <w:sz w:val="24"/>
+          <w:szCs w:val="24"/>
+        </w:rPr>
+        <w:t xml:space="preserve">es </w:t>
+      </w:r>
+      <w:r>
+        <w:rPr>
+          <w:rFonts w:ascii="Times New Roman" w:eastAsia="Times New Roman" w:hAnsi="Times New Roman" w:cs="Times New Roman"/>
+          <w:sz w:val="24"/>
+          <w:szCs w:val="24"/>
+        </w:rPr>
+        <w:t>de 4</w:t>
+      </w:r>
+      <w:r>
+        <w:rPr>
+          <w:rFonts w:ascii="Times New Roman" w:eastAsia="Times New Roman" w:hAnsi="Times New Roman" w:cs="Times New Roman"/>
+          <w:sz w:val="24"/>
+          <w:szCs w:val="24"/>
+        </w:rPr>
+        <w:t>.</w:t>
+      </w:r>
+    </w:p>
+    <w:p>
+      <w:pPr>
+        <w:spacing w:before="100" w:beforeAutospacing="1" w:after="100" w:afterAutospacing="1" w:line="240" w:lineRule="auto"/>
+        <w:outlineLvl w:val="2"/>
+        <w:rPr>
+          <w:rFonts w:ascii="Times New Roman" w:eastAsia="Times New Roman" w:hAnsi="Times New Roman" w:cs="Times New Roman"/>
+          <w:b/>
+          <w:bCs/>
+          <w:sz w:val="27"/>
+          <w:szCs w:val="27"/>
+        </w:rPr>
+      </w:pPr>
+      <w:r>
+        <w:rPr>
+          <w:rFonts w:ascii="Times New Roman" w:eastAsia="Times New Roman" w:hAnsi="Times New Roman" w:cs="Times New Roman"/>
+          <w:b/>
+          <w:bCs/>
+          <w:sz w:val="27"/>
+          <w:szCs w:val="27"/>
+        </w:rPr>
+        <w:t>5.</w:t>
+      </w:r>
+      <w:r>
+        <w:rPr>
+          <w:rFonts w:ascii="Times New Roman" w:eastAsia="Times New Roman" w:hAnsi="Times New Roman" w:cs="Times New Roman"/>
+          <w:b/>
+          <w:bCs/>
+          <w:sz w:val="27"/>
+          <w:szCs w:val="27"/>
+        </w:rPr>
+        <w:t>2</w:t>
+      </w:r>
+      <w:r>
+        <w:rPr>
+          <w:rFonts w:ascii="Times New Roman" w:eastAsia="Times New Roman" w:hAnsi="Times New Roman" w:cs="Times New Roman"/>
+          <w:b/>
+          <w:bCs/>
+          <w:sz w:val="27"/>
+          <w:szCs w:val="27"/>
+        </w:rPr>
+        <w:t xml:space="preserve"> Preparación del archivo base</w:t>
+      </w:r>
+    </w:p>
+    <w:p>
+      <w:pPr>
+        <w:numPr>
+          <w:ilvl w:val="0"/>
+          <w:numId w:val="3"/>
+        </w:numPr>
+        <w:spacing w:before="100" w:beforeAutospacing="1" w:after="100" w:afterAutospacing="1" w:line="240" w:lineRule="auto"/>
+        <w:rPr>
+          <w:rFonts w:ascii="Times New Roman" w:eastAsia="Times New Roman" w:hAnsi="Times New Roman" w:cs="Times New Roman"/>
+          <w:sz w:val="24"/>
+          <w:szCs w:val="24"/>
+        </w:rPr>
+      </w:pPr>
+      <w:r>
+        <w:rPr>
+          <w:rFonts w:ascii="Times New Roman" w:eastAsia="Times New Roman" w:hAnsi="Times New Roman" w:cs="Times New Roman"/>
+          <w:sz w:val="24"/>
+          <w:szCs w:val="24"/>
+        </w:rPr>
+        <w:t xml:space="preserve">Abrir el archivo </w:t>
+      </w:r>
+      <w:r>
+        <w:rPr>
+          <w:rFonts w:ascii="Times New Roman" w:eastAsia="Times New Roman" w:hAnsi="Times New Roman" w:cs="Times New Roman"/>
+          <w:b/>
+          <w:bCs/>
+          <w:sz w:val="24"/>
+          <w:szCs w:val="24"/>
+        </w:rPr>
+        <w:t>“depósitos banco (mes actual)”</w:t>
+      </w:r>
+      <w:r>
+        <w:rPr>
+          <w:rFonts w:ascii="Times New Roman" w:eastAsia="Times New Roman" w:hAnsi="Times New Roman" w:cs="Times New Roman"/>
+          <w:sz w:val="24"/>
+          <w:szCs w:val="24"/>
+        </w:rPr>
+        <w:t xml:space="preserve"> ubicado en:</w:t>
+      </w:r>
+      <w:r>
+        <w:rPr>
+          <w:rFonts w:ascii="Times New Roman" w:eastAsia="Times New Roman" w:hAnsi="Times New Roman" w:cs="Times New Roman"/>
+          <w:sz w:val="24"/>
+          <w:szCs w:val="24"/>
+        </w:rPr>
         <w:br/>
-        <w:t>D:\documentos\ELENA ADMIN\CONCILIACIONES PROTEGRT\año</w:t>
-      </w:r>
-    </w:p>
-    <w:p>
-      <w:r>
-        <w:t>Insertar una hoja nueva y nombrarla como Depósito 1, 2 o 3, según corresponda.</w:t>
-      </w:r>
-    </w:p>
-    <w:p>
-      <w:r>
+      </w:r>
+      <w:r>
+        <w:rPr>
+          <w:rFonts w:ascii="Courier New" w:eastAsia="Times New Roman" w:hAnsi="Courier New" w:cs="Courier New"/>
+          <w:sz w:val="20"/>
+          <w:szCs w:val="20"/>
+        </w:rPr>
+        <w:t>D:\documentos\ELENA ADMIN\CONCILIACIONES PROTEGRT\</w:t>
+      </w:r>
+      <w:r>
+        <w:rPr>
+          <w:rFonts w:ascii="Courier New" w:eastAsia="Times New Roman" w:hAnsi="Courier New" w:cs="Courier New"/>
+          <w:sz w:val="20"/>
+          <w:szCs w:val="20"/>
+        </w:rPr>
+        <w:t>año</w:t>
+      </w:r>
+    </w:p>
+    <w:p>
+      <w:pPr>
+        <w:numPr>
+          <w:ilvl w:val="0"/>
+          <w:numId w:val="3"/>
+        </w:numPr>
+        <w:spacing w:before="100" w:beforeAutospacing="1" w:after="100" w:afterAutospacing="1" w:line="240" w:lineRule="auto"/>
+        <w:rPr>
+          <w:rFonts w:ascii="Times New Roman" w:eastAsia="Times New Roman" w:hAnsi="Times New Roman" w:cs="Times New Roman"/>
+          <w:sz w:val="24"/>
+          <w:szCs w:val="24"/>
+        </w:rPr>
+      </w:pPr>
+      <w:r>
+        <w:rPr>
+          <w:rFonts w:ascii="Times New Roman" w:eastAsia="Times New Roman" w:hAnsi="Times New Roman" w:cs="Times New Roman"/>
+          <w:sz w:val="24"/>
+          <w:szCs w:val="24"/>
+        </w:rPr>
+        <w:t xml:space="preserve">Insertar una hoja nueva y nombrarla como </w:t>
+      </w:r>
+      <w:r>
+        <w:rPr>
+          <w:rFonts w:ascii="Times New Roman" w:eastAsia="Times New Roman" w:hAnsi="Times New Roman" w:cs="Times New Roman"/>
+          <w:b/>
+          <w:bCs/>
+          <w:sz w:val="24"/>
+          <w:szCs w:val="24"/>
+        </w:rPr>
+        <w:t>Depósito 1, 2 o 3</w:t>
+      </w:r>
+      <w:r>
+        <w:rPr>
+          <w:rFonts w:ascii="Times New Roman" w:eastAsia="Times New Roman" w:hAnsi="Times New Roman" w:cs="Times New Roman"/>
+          <w:sz w:val="24"/>
+          <w:szCs w:val="24"/>
+        </w:rPr>
+        <w:t>, según corresponda.</w:t>
+      </w:r>
+    </w:p>
+    <w:p>
+      <w:pPr>
+        <w:numPr>
+          <w:ilvl w:val="0"/>
+          <w:numId w:val="3"/>
+        </w:numPr>
+        <w:spacing w:before="100" w:beforeAutospacing="1" w:after="100" w:afterAutospacing="1" w:line="240" w:lineRule="auto"/>
+        <w:rPr>
+          <w:rFonts w:ascii="Times New Roman" w:eastAsia="Times New Roman" w:hAnsi="Times New Roman" w:cs="Times New Roman"/>
+          <w:sz w:val="24"/>
+          <w:szCs w:val="24"/>
+        </w:rPr>
+      </w:pPr>
+      <w:r>
+        <w:rPr>
+          <w:rFonts w:ascii="Times New Roman" w:eastAsia="Times New Roman" w:hAnsi="Times New Roman" w:cs="Times New Roman"/>
+          <w:sz w:val="24"/>
+          <w:szCs w:val="24"/>
+        </w:rPr>
         <w:t>En la nueva hoja, crear las siguientes columnas:</w:t>
+      </w:r>
+      <w:r>
+        <w:rPr>
+          <w:rFonts w:ascii="Times New Roman" w:eastAsia="Times New Roman" w:hAnsi="Times New Roman" w:cs="Times New Roman"/>
+          <w:sz w:val="24"/>
+          <w:szCs w:val="24"/>
+        </w:rPr>
         <w:br/>
+      </w:r>
+      <w:r>
+        <w:rPr>
+          <w:rFonts w:ascii="Times New Roman" w:eastAsia="Times New Roman" w:hAnsi="Times New Roman" w:cs="Times New Roman"/>
+          <w:b/>
+          <w:bCs/>
+          <w:sz w:val="24"/>
+          <w:szCs w:val="24"/>
+        </w:rPr>
         <w:t>FOLIO, ASOCIADO, MONTO, FACTURA, FECHA DE FACTURACIÓN.</w:t>
       </w:r>
     </w:p>
     <w:p>
-      <w:r>
-        <w:t>5.3 Selección de datos para facturación</w:t>
-      </w:r>
-    </w:p>
-    <w:p>
-      <w:r>
-        <w:t>Abrir el archivo “pagos para facturar” ubicado en:</w:t>
+      <w:pPr>
+        <w:spacing w:after="0" w:line="240" w:lineRule="auto"/>
+        <w:rPr>
+          <w:rFonts w:ascii="Times New Roman" w:eastAsia="Times New Roman" w:hAnsi="Times New Roman" w:cs="Times New Roman"/>
+          <w:sz w:val="24"/>
+          <w:szCs w:val="24"/>
+        </w:rPr>
+      </w:pPr>
+      <w:r>
+        <w:rPr>
+          <w:rFonts w:ascii="Times New Roman" w:eastAsia="Times New Roman" w:hAnsi="Times New Roman" w:cs="Times New Roman"/>
+          <w:sz w:val="24"/>
+          <w:szCs w:val="24"/>
+        </w:rPr>
+        <w:pict w14:anchorId="7A1885CE">
+          <v:rect id="_x0000_i1027" style="width:0;height:1.5pt" o:hralign="center" o:hrstd="t" o:hr="t" fillcolor="#a0a0a0" stroked="f"/>
+        </w:pict>
+      </w:r>
+    </w:p>
+    <w:p>
+      <w:pPr>
+        <w:spacing w:before="100" w:beforeAutospacing="1" w:after="100" w:afterAutospacing="1" w:line="240" w:lineRule="auto"/>
+        <w:outlineLvl w:val="2"/>
+        <w:rPr>
+          <w:rFonts w:ascii="Times New Roman" w:eastAsia="Times New Roman" w:hAnsi="Times New Roman" w:cs="Times New Roman"/>
+          <w:b/>
+          <w:bCs/>
+          <w:sz w:val="27"/>
+          <w:szCs w:val="27"/>
+        </w:rPr>
+      </w:pPr>
+      <w:r>
+        <w:rPr>
+          <w:rFonts w:ascii="Times New Roman" w:eastAsia="Times New Roman" w:hAnsi="Times New Roman" w:cs="Times New Roman"/>
+          <w:b/>
+          <w:bCs/>
+          <w:sz w:val="27"/>
+          <w:szCs w:val="27"/>
+        </w:rPr>
+        <w:t>5.</w:t>
+      </w:r>
+      <w:r>
+        <w:rPr>
+          <w:rFonts w:ascii="Times New Roman" w:eastAsia="Times New Roman" w:hAnsi="Times New Roman" w:cs="Times New Roman"/>
+          <w:b/>
+          <w:bCs/>
+          <w:sz w:val="27"/>
+          <w:szCs w:val="27"/>
+        </w:rPr>
+        <w:t>3</w:t>
+      </w:r>
+      <w:r>
+        <w:rPr>
+          <w:rFonts w:ascii="Times New Roman" w:eastAsia="Times New Roman" w:hAnsi="Times New Roman" w:cs="Times New Roman"/>
+          <w:b/>
+          <w:bCs/>
+          <w:sz w:val="27"/>
+          <w:szCs w:val="27"/>
+        </w:rPr>
+        <w:t xml:space="preserve"> Selección de datos para facturación</w:t>
+      </w:r>
+    </w:p>
+    <w:p>
+      <w:pPr>
+        <w:numPr>
+          <w:ilvl w:val="0"/>
+          <w:numId w:val="4"/>
+        </w:numPr>
+        <w:spacing w:before="100" w:beforeAutospacing="1" w:after="100" w:afterAutospacing="1" w:line="240" w:lineRule="auto"/>
+        <w:rPr>
+          <w:rFonts w:ascii="Times New Roman" w:eastAsia="Times New Roman" w:hAnsi="Times New Roman" w:cs="Times New Roman"/>
+          <w:sz w:val="24"/>
+          <w:szCs w:val="24"/>
+        </w:rPr>
+      </w:pPr>
+      <w:r>
+        <w:rPr>
+          <w:rFonts w:ascii="Times New Roman" w:eastAsia="Times New Roman" w:hAnsi="Times New Roman" w:cs="Times New Roman"/>
+          <w:sz w:val="24"/>
+          <w:szCs w:val="24"/>
+        </w:rPr>
+        <w:t xml:space="preserve">Abrir el archivo </w:t>
+      </w:r>
+      <w:r>
+        <w:rPr>
+          <w:rFonts w:ascii="Times New Roman" w:eastAsia="Times New Roman" w:hAnsi="Times New Roman" w:cs="Times New Roman"/>
+          <w:b/>
+          <w:bCs/>
+          <w:sz w:val="24"/>
+          <w:szCs w:val="24"/>
+        </w:rPr>
+        <w:t>“pagos para facturar”</w:t>
+      </w:r>
+      <w:r>
+        <w:rPr>
+          <w:rFonts w:ascii="Times New Roman" w:eastAsia="Times New Roman" w:hAnsi="Times New Roman" w:cs="Times New Roman"/>
+          <w:sz w:val="24"/>
+          <w:szCs w:val="24"/>
+        </w:rPr>
+        <w:t xml:space="preserve"> ubicado en:</w:t>
+      </w:r>
+      <w:r>
+        <w:rPr>
+          <w:rFonts w:ascii="Times New Roman" w:eastAsia="Times New Roman" w:hAnsi="Times New Roman" w:cs="Times New Roman"/>
+          <w:sz w:val="24"/>
+          <w:szCs w:val="24"/>
+        </w:rPr>
         <w:br/>
+      </w:r>
+      <w:r>
+        <w:rPr>
+          <w:rFonts w:ascii="Courier New" w:eastAsia="Times New Roman" w:hAnsi="Courier New" w:cs="Courier New"/>
+          <w:sz w:val="20"/>
+          <w:szCs w:val="20"/>
+        </w:rPr>
         <w:t>D:\documentos\ELENA ADMIN</w:t>
       </w:r>
     </w:p>
     <w:p>
-      <w:r>
-        <w:t>Identificar el último folio facturado, mediante el status “facturado”</w:t>
-      </w:r>
-    </w:p>
-    <w:p>
-      <w:r>
-        <w:t>Realizar la sumatoria de montos necesarios hasta alcanzar la cantidad requerida para facturación, mismo monto debe de coincidir con el efectivo depositado.</w:t>
-      </w:r>
-    </w:p>
-    <w:p>
-      <w:r>
+      <w:pPr>
+        <w:numPr>
+          <w:ilvl w:val="0"/>
+          <w:numId w:val="4"/>
+        </w:numPr>
+        <w:spacing w:before="100" w:beforeAutospacing="1" w:after="100" w:afterAutospacing="1" w:line="240" w:lineRule="auto"/>
+        <w:rPr>
+          <w:rFonts w:ascii="Times New Roman" w:eastAsia="Times New Roman" w:hAnsi="Times New Roman" w:cs="Times New Roman"/>
+          <w:sz w:val="24"/>
+          <w:szCs w:val="24"/>
+        </w:rPr>
+      </w:pPr>
+      <w:r>
+        <w:rPr>
+          <w:rFonts w:ascii="Times New Roman" w:eastAsia="Times New Roman" w:hAnsi="Times New Roman" w:cs="Times New Roman"/>
+          <w:sz w:val="24"/>
+          <w:szCs w:val="24"/>
+        </w:rPr>
+        <w:t xml:space="preserve">Identificar el </w:t>
+      </w:r>
+      <w:r>
+        <w:rPr>
+          <w:rFonts w:ascii="Times New Roman" w:eastAsia="Times New Roman" w:hAnsi="Times New Roman" w:cs="Times New Roman"/>
+          <w:b/>
+          <w:bCs/>
+          <w:sz w:val="24"/>
+          <w:szCs w:val="24"/>
+        </w:rPr>
+        <w:t>último folio facturado</w:t>
+      </w:r>
+      <w:r>
+        <w:rPr>
+          <w:rFonts w:ascii="Times New Roman" w:eastAsia="Times New Roman" w:hAnsi="Times New Roman" w:cs="Times New Roman"/>
+          <w:sz w:val="24"/>
+          <w:szCs w:val="24"/>
+        </w:rPr>
+        <w:t xml:space="preserve">, </w:t>
+      </w:r>
+      <w:r>
+        <w:rPr>
+          <w:rFonts w:ascii="Times New Roman" w:eastAsia="Times New Roman" w:hAnsi="Times New Roman" w:cs="Times New Roman"/>
+          <w:sz w:val="24"/>
+          <w:szCs w:val="24"/>
+        </w:rPr>
+        <w:t>mediante el status “facturado”</w:t>
+      </w:r>
+    </w:p>
+    <w:p>
+      <w:pPr>
+        <w:numPr>
+          <w:ilvl w:val="0"/>
+          <w:numId w:val="4"/>
+        </w:numPr>
+        <w:spacing w:before="100" w:beforeAutospacing="1" w:after="100" w:afterAutospacing="1" w:line="240" w:lineRule="auto"/>
+        <w:rPr>
+          <w:rFonts w:ascii="Times New Roman" w:eastAsia="Times New Roman" w:hAnsi="Times New Roman" w:cs="Times New Roman"/>
+          <w:sz w:val="24"/>
+          <w:szCs w:val="24"/>
+        </w:rPr>
+      </w:pPr>
+      <w:r>
+        <w:rPr>
+          <w:rFonts w:ascii="Times New Roman" w:eastAsia="Times New Roman" w:hAnsi="Times New Roman" w:cs="Times New Roman"/>
+          <w:sz w:val="24"/>
+          <w:szCs w:val="24"/>
+        </w:rPr>
+        <w:t xml:space="preserve">Realizar la sumatoria de </w:t>
+      </w:r>
+      <w:r>
+        <w:rPr>
+          <w:rFonts w:ascii="Times New Roman" w:eastAsia="Times New Roman" w:hAnsi="Times New Roman" w:cs="Times New Roman"/>
+          <w:sz w:val="24"/>
+          <w:szCs w:val="24"/>
+        </w:rPr>
+        <w:t>montos necesarios hasta alcanzar la cantidad requerida para facturación</w:t>
+      </w:r>
+      <w:r>
+        <w:rPr>
+          <w:rFonts w:ascii="Times New Roman" w:eastAsia="Times New Roman" w:hAnsi="Times New Roman" w:cs="Times New Roman"/>
+          <w:sz w:val="24"/>
+          <w:szCs w:val="24"/>
+        </w:rPr>
+        <w:t>, mismo monto debe de coincidir con el efectivo depositado.</w:t>
+      </w:r>
+    </w:p>
+    <w:p>
+      <w:pPr>
+        <w:numPr>
+          <w:ilvl w:val="0"/>
+          <w:numId w:val="4"/>
+        </w:numPr>
+        <w:spacing w:before="100" w:beforeAutospacing="1" w:after="100" w:afterAutospacing="1" w:line="240" w:lineRule="auto"/>
+        <w:rPr>
+          <w:rFonts w:ascii="Times New Roman" w:eastAsia="Times New Roman" w:hAnsi="Times New Roman" w:cs="Times New Roman"/>
+          <w:sz w:val="24"/>
+          <w:szCs w:val="24"/>
+        </w:rPr>
+      </w:pPr>
+      <w:r>
+        <w:rPr>
+          <w:rFonts w:ascii="Times New Roman" w:eastAsia="Times New Roman" w:hAnsi="Times New Roman" w:cs="Times New Roman"/>
+          <w:sz w:val="24"/>
+          <w:szCs w:val="24"/>
+        </w:rPr>
         <w:t>Seleccionar los datos de las filas (folio, asociado, monto) los correspondientes a la sumatoria total.</w:t>
       </w:r>
     </w:p>
     <w:p>
-      <w:r>
-        <w:t>Copiar los datos seleccionados y pegarlos en la hoja Depósito (1, 2, etc.) del archivo “depósitos banco”.</w:t>
-      </w:r>
-    </w:p>
-    <w:p>
-      <w:r>
-        <w:t>Totalizar los montos y ajustar el alto de las filas a 25.</w:t>
-      </w:r>
-    </w:p>
-    <w:p>
-      <w:r>
+      <w:pPr>
+        <w:numPr>
+          <w:ilvl w:val="0"/>
+          <w:numId w:val="4"/>
+        </w:numPr>
+        <w:spacing w:before="100" w:beforeAutospacing="1" w:after="100" w:afterAutospacing="1" w:line="240" w:lineRule="auto"/>
+        <w:rPr>
+          <w:rFonts w:ascii="Times New Roman" w:eastAsia="Times New Roman" w:hAnsi="Times New Roman" w:cs="Times New Roman"/>
+          <w:sz w:val="24"/>
+          <w:szCs w:val="24"/>
+        </w:rPr>
+      </w:pPr>
+      <w:r>
+        <w:rPr>
+          <w:rFonts w:ascii="Times New Roman" w:eastAsia="Times New Roman" w:hAnsi="Times New Roman" w:cs="Times New Roman"/>
+          <w:sz w:val="24"/>
+          <w:szCs w:val="24"/>
+        </w:rPr>
+        <w:t xml:space="preserve">Copiar los datos seleccionados y pegarlos en la hoja </w:t>
+      </w:r>
+      <w:r>
+        <w:rPr>
+          <w:rFonts w:ascii="Times New Roman" w:eastAsia="Times New Roman" w:hAnsi="Times New Roman" w:cs="Times New Roman"/>
+          <w:b/>
+          <w:bCs/>
+          <w:sz w:val="24"/>
+          <w:szCs w:val="24"/>
+        </w:rPr>
+        <w:t>Depósito (1, 2, etc.)</w:t>
+      </w:r>
+      <w:r>
+        <w:rPr>
+          <w:rFonts w:ascii="Times New Roman" w:eastAsia="Times New Roman" w:hAnsi="Times New Roman" w:cs="Times New Roman"/>
+          <w:sz w:val="24"/>
+          <w:szCs w:val="24"/>
+        </w:rPr>
+        <w:t xml:space="preserve"> del archivo “depósitos banco”.</w:t>
+      </w:r>
+    </w:p>
+    <w:p>
+      <w:pPr>
+        <w:numPr>
+          <w:ilvl w:val="0"/>
+          <w:numId w:val="4"/>
+        </w:numPr>
+        <w:spacing w:before="100" w:beforeAutospacing="1" w:after="100" w:afterAutospacing="1" w:line="240" w:lineRule="auto"/>
+        <w:rPr>
+          <w:rFonts w:ascii="Times New Roman" w:eastAsia="Times New Roman" w:hAnsi="Times New Roman" w:cs="Times New Roman"/>
+          <w:sz w:val="24"/>
+          <w:szCs w:val="24"/>
+        </w:rPr>
+      </w:pPr>
+      <w:r>
+        <w:rPr>
+          <w:rFonts w:ascii="Times New Roman" w:eastAsia="Times New Roman" w:hAnsi="Times New Roman" w:cs="Times New Roman"/>
+          <w:sz w:val="24"/>
+          <w:szCs w:val="24"/>
+        </w:rPr>
+        <w:t xml:space="preserve">Totalizar los montos y ajustar el alto de las filas a </w:t>
+      </w:r>
+      <w:r>
+        <w:rPr>
+          <w:rFonts w:ascii="Times New Roman" w:eastAsia="Times New Roman" w:hAnsi="Times New Roman" w:cs="Times New Roman"/>
+          <w:b/>
+          <w:bCs/>
+          <w:sz w:val="24"/>
+          <w:szCs w:val="24"/>
+        </w:rPr>
+        <w:t>25</w:t>
+      </w:r>
+      <w:r>
+        <w:rPr>
+          <w:rFonts w:ascii="Times New Roman" w:eastAsia="Times New Roman" w:hAnsi="Times New Roman" w:cs="Times New Roman"/>
+          <w:sz w:val="24"/>
+          <w:szCs w:val="24"/>
+        </w:rPr>
+        <w:t>.</w:t>
+      </w:r>
+    </w:p>
+    <w:p>
+      <w:pPr>
+        <w:numPr>
+          <w:ilvl w:val="0"/>
+          <w:numId w:val="4"/>
+        </w:numPr>
+        <w:spacing w:before="100" w:beforeAutospacing="1" w:after="100" w:afterAutospacing="1" w:line="240" w:lineRule="auto"/>
+        <w:rPr>
+          <w:rFonts w:ascii="Times New Roman" w:eastAsia="Times New Roman" w:hAnsi="Times New Roman" w:cs="Times New Roman"/>
+          <w:sz w:val="24"/>
+          <w:szCs w:val="24"/>
+        </w:rPr>
+      </w:pPr>
+      <w:r>
+        <w:rPr>
+          <w:rFonts w:ascii="Times New Roman" w:eastAsia="Times New Roman" w:hAnsi="Times New Roman" w:cs="Times New Roman"/>
+          <w:sz w:val="24"/>
+          <w:szCs w:val="24"/>
+        </w:rPr>
         <w:t>Cambia el estatus de los folios para facturar del archivo “pagos para facturar” a Facturado, y guardar cambios.</w:t>
       </w:r>
     </w:p>
     <w:p>
-      <w:r>
-        <w:t>5.4 Asignación y control de facturación</w:t>
-      </w:r>
-    </w:p>
-    <w:p>
-      <w:r>
-        <w:t>Asignar la facturación al personal responsable correspondiente, asistente cobranza turno nocturno.</w:t>
-      </w:r>
-    </w:p>
-    <w:p>
-      <w:r>
-        <w:t>Compartir los datos para facturación, en Google Sheets, en la pestaña “Facturación”  (Folio, asociado o contratante, monto)</w:t>
-      </w:r>
-    </w:p>
-    <w:p>
-      <w:r>
-        <w:t>La asistente deber a de completar la información al realizar la factura, (# de factura, y Fecha de facturación).</w:t>
-      </w:r>
-    </w:p>
-    <w:p>
-      <w:r>
-        <w:t>Establecer un plazo máximo de 7 días para realizar la facturación.</w:t>
-      </w:r>
-    </w:p>
-    <w:p>
-      <w:r>
-        <w:t>La facturación deberá de realizarse con “RFC genérico” y método de pago “efectivo”.</w:t>
-      </w:r>
-    </w:p>
-    <w:p>
-      <w:r>
-        <w:t>Si al momento de realizar la factura el cliente ya se encuentra registrado en Contpaq con un RFC válido, se deberá de tomar el siguiente folio consecutivo, y facturar con RFC genérico (XAXX010101000). Misma observación debe de anotarse en la columna “observaciones”</w:t>
-      </w:r>
-    </w:p>
-    <w:p>
-      <w:r>
-        <w:t>5.5 Registro final y archivo</w:t>
-      </w:r>
-    </w:p>
-    <w:p>
-      <w:r>
-        <w:t>Capturar en el archivo “depósitos banco” los datos de factura y fecha de facturación.</w:t>
-      </w:r>
-    </w:p>
-    <w:p>
-      <w:r>
+      <w:pPr>
+        <w:spacing w:after="0" w:line="240" w:lineRule="auto"/>
+        <w:rPr>
+          <w:rFonts w:ascii="Times New Roman" w:eastAsia="Times New Roman" w:hAnsi="Times New Roman" w:cs="Times New Roman"/>
+          <w:sz w:val="24"/>
+          <w:szCs w:val="24"/>
+        </w:rPr>
+      </w:pPr>
+      <w:r>
+        <w:rPr>
+          <w:rFonts w:ascii="Times New Roman" w:eastAsia="Times New Roman" w:hAnsi="Times New Roman" w:cs="Times New Roman"/>
+          <w:sz w:val="24"/>
+          <w:szCs w:val="24"/>
+        </w:rPr>
+        <w:pict w14:anchorId="19D231D7">
+          <v:rect id="_x0000_i1028" style="width:0;height:1.5pt" o:hralign="center" o:hrstd="t" o:hr="t" fillcolor="#a0a0a0" stroked="f"/>
+        </w:pict>
+      </w:r>
+    </w:p>
+    <w:p>
+      <w:pPr>
+        <w:spacing w:before="100" w:beforeAutospacing="1" w:after="100" w:afterAutospacing="1" w:line="240" w:lineRule="auto"/>
+        <w:outlineLvl w:val="2"/>
+        <w:rPr>
+          <w:rFonts w:ascii="Times New Roman" w:eastAsia="Times New Roman" w:hAnsi="Times New Roman" w:cs="Times New Roman"/>
+          <w:b/>
+          <w:bCs/>
+          <w:sz w:val="27"/>
+          <w:szCs w:val="27"/>
+        </w:rPr>
+      </w:pPr>
+      <w:r>
+        <w:rPr>
+          <w:rFonts w:ascii="Times New Roman" w:eastAsia="Times New Roman" w:hAnsi="Times New Roman" w:cs="Times New Roman"/>
+          <w:b/>
+          <w:bCs/>
+          <w:sz w:val="27"/>
+          <w:szCs w:val="27"/>
+        </w:rPr>
+        <w:t>5.</w:t>
+      </w:r>
+      <w:r>
+        <w:rPr>
+          <w:rFonts w:ascii="Times New Roman" w:eastAsia="Times New Roman" w:hAnsi="Times New Roman" w:cs="Times New Roman"/>
+          <w:b/>
+          <w:bCs/>
+          <w:sz w:val="27"/>
+          <w:szCs w:val="27"/>
+        </w:rPr>
+        <w:t>4</w:t>
+      </w:r>
+      <w:r>
+        <w:rPr>
+          <w:rFonts w:ascii="Times New Roman" w:eastAsia="Times New Roman" w:hAnsi="Times New Roman" w:cs="Times New Roman"/>
+          <w:b/>
+          <w:bCs/>
+          <w:sz w:val="27"/>
+          <w:szCs w:val="27"/>
+        </w:rPr>
+        <w:t xml:space="preserve"> Asignación y control de facturación</w:t>
+      </w:r>
+    </w:p>
+    <w:p>
+      <w:pPr>
+        <w:numPr>
+          <w:ilvl w:val="0"/>
+          <w:numId w:val="6"/>
+        </w:numPr>
+        <w:spacing w:before="100" w:beforeAutospacing="1" w:after="100" w:afterAutospacing="1" w:line="240" w:lineRule="auto"/>
+        <w:rPr>
+          <w:rFonts w:ascii="Times New Roman" w:eastAsia="Times New Roman" w:hAnsi="Times New Roman" w:cs="Times New Roman"/>
+          <w:sz w:val="24"/>
+          <w:szCs w:val="24"/>
+        </w:rPr>
+      </w:pPr>
+      <w:r>
+        <w:rPr>
+          <w:rFonts w:ascii="Times New Roman" w:eastAsia="Times New Roman" w:hAnsi="Times New Roman" w:cs="Times New Roman"/>
+          <w:sz w:val="24"/>
+          <w:szCs w:val="24"/>
+        </w:rPr>
+        <w:t>Asignar la facturación al personal responsable correspondiente</w:t>
+      </w:r>
+      <w:r>
+        <w:rPr>
+          <w:rFonts w:ascii="Times New Roman" w:eastAsia="Times New Roman" w:hAnsi="Times New Roman" w:cs="Times New Roman"/>
+          <w:sz w:val="24"/>
+          <w:szCs w:val="24"/>
+        </w:rPr>
+        <w:t>, asistente cobranza turno nocturno.</w:t>
+      </w:r>
+    </w:p>
+    <w:p>
+      <w:pPr>
+        <w:numPr>
+          <w:ilvl w:val="0"/>
+          <w:numId w:val="6"/>
+        </w:numPr>
+        <w:spacing w:before="100" w:beforeAutospacing="1" w:after="100" w:afterAutospacing="1" w:line="240" w:lineRule="auto"/>
+        <w:rPr>
+          <w:rFonts w:ascii="Times New Roman" w:eastAsia="Times New Roman" w:hAnsi="Times New Roman" w:cs="Times New Roman"/>
+          <w:sz w:val="24"/>
+          <w:szCs w:val="24"/>
+        </w:rPr>
+      </w:pPr>
+      <w:r>
+        <w:rPr>
+          <w:rFonts w:ascii="Times New Roman" w:eastAsia="Times New Roman" w:hAnsi="Times New Roman" w:cs="Times New Roman"/>
+          <w:sz w:val="24"/>
+          <w:szCs w:val="24"/>
+        </w:rPr>
+        <w:t xml:space="preserve">Compartir los datos para facturación, en Google Sheets, en la pestaña “Facturación”  (Folio, asociado o contratante, monto) </w:t>
+      </w:r>
+    </w:p>
+    <w:p>
+      <w:pPr>
+        <w:numPr>
+          <w:ilvl w:val="0"/>
+          <w:numId w:val="6"/>
+        </w:numPr>
+        <w:spacing w:before="100" w:beforeAutospacing="1" w:after="100" w:afterAutospacing="1" w:line="240" w:lineRule="auto"/>
+        <w:rPr>
+          <w:rFonts w:ascii="Times New Roman" w:eastAsia="Times New Roman" w:hAnsi="Times New Roman" w:cs="Times New Roman"/>
+          <w:sz w:val="24"/>
+          <w:szCs w:val="24"/>
+        </w:rPr>
+      </w:pPr>
+      <w:r>
+        <w:rPr>
+          <w:rFonts w:ascii="Times New Roman" w:eastAsia="Times New Roman" w:hAnsi="Times New Roman" w:cs="Times New Roman"/>
+          <w:sz w:val="24"/>
+          <w:szCs w:val="24"/>
+        </w:rPr>
+        <w:t>La asistente deber a de completar la información al realizar la factura, (# de fa</w:t>
+      </w:r>
+      <w:r>
+        <w:rPr>
+          <w:rFonts w:ascii="Times New Roman" w:eastAsia="Times New Roman" w:hAnsi="Times New Roman" w:cs="Times New Roman"/>
+          <w:sz w:val="24"/>
+          <w:szCs w:val="24"/>
+        </w:rPr>
+        <w:t>c</w:t>
+      </w:r>
+      <w:r>
+        <w:rPr>
+          <w:rFonts w:ascii="Times New Roman" w:eastAsia="Times New Roman" w:hAnsi="Times New Roman" w:cs="Times New Roman"/>
+          <w:sz w:val="24"/>
+          <w:szCs w:val="24"/>
+        </w:rPr>
+        <w:t>tura, y Fecha de facturación).</w:t>
+      </w:r>
+    </w:p>
+    <w:p>
+      <w:pPr>
+        <w:numPr>
+          <w:ilvl w:val="0"/>
+          <w:numId w:val="6"/>
+        </w:numPr>
+        <w:spacing w:before="100" w:beforeAutospacing="1" w:after="100" w:afterAutospacing="1" w:line="240" w:lineRule="auto"/>
+        <w:rPr>
+          <w:rFonts w:ascii="Times New Roman" w:eastAsia="Times New Roman" w:hAnsi="Times New Roman" w:cs="Times New Roman"/>
+          <w:sz w:val="24"/>
+          <w:szCs w:val="24"/>
+        </w:rPr>
+      </w:pPr>
+      <w:r>
+        <w:rPr>
+          <w:rFonts w:ascii="Times New Roman" w:eastAsia="Times New Roman" w:hAnsi="Times New Roman" w:cs="Times New Roman"/>
+          <w:sz w:val="24"/>
+          <w:szCs w:val="24"/>
+        </w:rPr>
+        <w:t xml:space="preserve">Establecer un </w:t>
+      </w:r>
+      <w:r>
+        <w:rPr>
+          <w:rFonts w:ascii="Times New Roman" w:eastAsia="Times New Roman" w:hAnsi="Times New Roman" w:cs="Times New Roman"/>
+          <w:b/>
+          <w:bCs/>
+          <w:sz w:val="24"/>
+          <w:szCs w:val="24"/>
+        </w:rPr>
+        <w:t>plazo máximo de 7 días</w:t>
+      </w:r>
+      <w:r>
+        <w:rPr>
+          <w:rFonts w:ascii="Times New Roman" w:eastAsia="Times New Roman" w:hAnsi="Times New Roman" w:cs="Times New Roman"/>
+          <w:sz w:val="24"/>
+          <w:szCs w:val="24"/>
+        </w:rPr>
+        <w:t xml:space="preserve"> para realizar la facturación.</w:t>
+      </w:r>
+    </w:p>
+    <w:p>
+      <w:pPr>
+        <w:numPr>
+          <w:ilvl w:val="0"/>
+          <w:numId w:val="6"/>
+        </w:numPr>
+        <w:spacing w:before="100" w:beforeAutospacing="1" w:after="100" w:afterAutospacing="1" w:line="240" w:lineRule="auto"/>
+        <w:rPr>
+          <w:rFonts w:ascii="Times New Roman" w:eastAsia="Times New Roman" w:hAnsi="Times New Roman" w:cs="Times New Roman"/>
+          <w:sz w:val="24"/>
+          <w:szCs w:val="24"/>
+        </w:rPr>
+      </w:pPr>
+      <w:r>
+        <w:rPr>
+          <w:rFonts w:ascii="Times New Roman" w:eastAsia="Times New Roman" w:hAnsi="Times New Roman" w:cs="Times New Roman"/>
+          <w:sz w:val="24"/>
+          <w:szCs w:val="24"/>
+        </w:rPr>
+        <w:t xml:space="preserve">La facturación deberá </w:t>
+      </w:r>
+      <w:r>
+        <w:rPr>
+          <w:rFonts w:ascii="Times New Roman" w:eastAsia="Times New Roman" w:hAnsi="Times New Roman" w:cs="Times New Roman"/>
+          <w:sz w:val="24"/>
+          <w:szCs w:val="24"/>
+        </w:rPr>
+        <w:t>d</w:t>
+      </w:r>
+      <w:r>
+        <w:rPr>
+          <w:rFonts w:ascii="Times New Roman" w:eastAsia="Times New Roman" w:hAnsi="Times New Roman" w:cs="Times New Roman"/>
+          <w:sz w:val="24"/>
+          <w:szCs w:val="24"/>
+        </w:rPr>
+        <w:t>e realizarse con “RFC genérico” y método de pago “efectivo”.</w:t>
+      </w:r>
+    </w:p>
+    <w:p>
+      <w:pPr>
+        <w:numPr>
+          <w:ilvl w:val="0"/>
+          <w:numId w:val="6"/>
+        </w:numPr>
+        <w:spacing w:before="100" w:beforeAutospacing="1" w:after="100" w:afterAutospacing="1" w:line="240" w:lineRule="auto"/>
+        <w:rPr>
+          <w:rFonts w:ascii="Times New Roman" w:eastAsia="Times New Roman" w:hAnsi="Times New Roman" w:cs="Times New Roman"/>
+          <w:sz w:val="24"/>
+          <w:szCs w:val="24"/>
+        </w:rPr>
+      </w:pPr>
+      <w:r>
+        <w:rPr>
+          <w:rFonts w:ascii="Times New Roman" w:eastAsia="Times New Roman" w:hAnsi="Times New Roman" w:cs="Times New Roman"/>
+          <w:sz w:val="24"/>
+          <w:szCs w:val="24"/>
+        </w:rPr>
+        <w:t xml:space="preserve">Si al momento de realizar la factura el cliente ya se encuentra registrado en Contpaq con un RFC </w:t>
+      </w:r>
+      <w:r>
+        <w:rPr>
+          <w:rFonts w:ascii="Times New Roman" w:eastAsia="Times New Roman" w:hAnsi="Times New Roman" w:cs="Times New Roman"/>
+          <w:sz w:val="24"/>
+          <w:szCs w:val="24"/>
+        </w:rPr>
+        <w:t xml:space="preserve">válido, se deberá de tomar el siguiente folio consecutivo, y facturar con RFC genérico </w:t>
+      </w:r>
+      <w:r>
+        <w:t>(XAXX010101000)</w:t>
+      </w:r>
+      <w:r>
+        <w:t>. Misma observación debe de anotarse en la columna “observaciones”</w:t>
+      </w:r>
+    </w:p>
+    <w:p>
+      <w:pPr>
+        <w:spacing w:after="0" w:line="240" w:lineRule="auto"/>
+        <w:rPr>
+          <w:rFonts w:ascii="Times New Roman" w:eastAsia="Times New Roman" w:hAnsi="Times New Roman" w:cs="Times New Roman"/>
+          <w:sz w:val="24"/>
+          <w:szCs w:val="24"/>
+        </w:rPr>
+      </w:pPr>
+      <w:r>
+        <w:rPr>
+          <w:rFonts w:ascii="Times New Roman" w:eastAsia="Times New Roman" w:hAnsi="Times New Roman" w:cs="Times New Roman"/>
+          <w:sz w:val="24"/>
+          <w:szCs w:val="24"/>
+        </w:rPr>
+        <w:pict w14:anchorId="296673F9">
+          <v:rect id="_x0000_i1030" style="width:0;height:1.5pt" o:hralign="center" o:hrstd="t" o:hr="t" fillcolor="#a0a0a0" stroked="f"/>
+        </w:pict>
+      </w:r>
+    </w:p>
+    <w:p>
+      <w:pPr>
+        <w:spacing w:before="100" w:beforeAutospacing="1" w:after="100" w:afterAutospacing="1" w:line="240" w:lineRule="auto"/>
+        <w:outlineLvl w:val="2"/>
+        <w:rPr>
+          <w:rFonts w:ascii="Times New Roman" w:eastAsia="Times New Roman" w:hAnsi="Times New Roman" w:cs="Times New Roman"/>
+          <w:b/>
+          <w:bCs/>
+          <w:sz w:val="27"/>
+          <w:szCs w:val="27"/>
+        </w:rPr>
+      </w:pPr>
+      <w:r>
+        <w:rPr>
+          <w:rFonts w:ascii="Times New Roman" w:eastAsia="Times New Roman" w:hAnsi="Times New Roman" w:cs="Times New Roman"/>
+          <w:b/>
+          <w:bCs/>
+          <w:sz w:val="27"/>
+          <w:szCs w:val="27"/>
+        </w:rPr>
+        <w:lastRenderedPageBreak/>
+        <w:t>5.</w:t>
+      </w:r>
+      <w:r>
+        <w:rPr>
+          <w:rFonts w:ascii="Times New Roman" w:eastAsia="Times New Roman" w:hAnsi="Times New Roman" w:cs="Times New Roman"/>
+          <w:b/>
+          <w:bCs/>
+          <w:sz w:val="27"/>
+          <w:szCs w:val="27"/>
+        </w:rPr>
+        <w:t>5</w:t>
+      </w:r>
+      <w:r>
+        <w:rPr>
+          <w:rFonts w:ascii="Times New Roman" w:eastAsia="Times New Roman" w:hAnsi="Times New Roman" w:cs="Times New Roman"/>
+          <w:b/>
+          <w:bCs/>
+          <w:sz w:val="27"/>
+          <w:szCs w:val="27"/>
+        </w:rPr>
+        <w:t xml:space="preserve"> Registro final y archivo</w:t>
+      </w:r>
+    </w:p>
+    <w:p>
+      <w:pPr>
+        <w:numPr>
+          <w:ilvl w:val="0"/>
+          <w:numId w:val="7"/>
+        </w:numPr>
+        <w:spacing w:before="100" w:beforeAutospacing="1" w:after="100" w:afterAutospacing="1" w:line="240" w:lineRule="auto"/>
+        <w:rPr>
+          <w:rFonts w:ascii="Times New Roman" w:eastAsia="Times New Roman" w:hAnsi="Times New Roman" w:cs="Times New Roman"/>
+          <w:sz w:val="24"/>
+          <w:szCs w:val="24"/>
+        </w:rPr>
+      </w:pPr>
+      <w:r>
+        <w:rPr>
+          <w:rFonts w:ascii="Times New Roman" w:eastAsia="Times New Roman" w:hAnsi="Times New Roman" w:cs="Times New Roman"/>
+          <w:sz w:val="24"/>
+          <w:szCs w:val="24"/>
+        </w:rPr>
+        <w:t xml:space="preserve">Capturar en el archivo </w:t>
+      </w:r>
+      <w:r>
+        <w:rPr>
+          <w:rFonts w:ascii="Times New Roman" w:eastAsia="Times New Roman" w:hAnsi="Times New Roman" w:cs="Times New Roman"/>
+          <w:b/>
+          <w:bCs/>
+          <w:sz w:val="24"/>
+          <w:szCs w:val="24"/>
+        </w:rPr>
+        <w:t>“depósitos banco”</w:t>
+      </w:r>
+      <w:r>
+        <w:rPr>
+          <w:rFonts w:ascii="Times New Roman" w:eastAsia="Times New Roman" w:hAnsi="Times New Roman" w:cs="Times New Roman"/>
+          <w:sz w:val="24"/>
+          <w:szCs w:val="24"/>
+        </w:rPr>
+        <w:t xml:space="preserve"> los datos de </w:t>
+      </w:r>
+      <w:r>
+        <w:rPr>
+          <w:rFonts w:ascii="Times New Roman" w:eastAsia="Times New Roman" w:hAnsi="Times New Roman" w:cs="Times New Roman"/>
+          <w:b/>
+          <w:bCs/>
+          <w:sz w:val="24"/>
+          <w:szCs w:val="24"/>
+        </w:rPr>
+        <w:t>factura</w:t>
+      </w:r>
+      <w:r>
+        <w:rPr>
+          <w:rFonts w:ascii="Times New Roman" w:eastAsia="Times New Roman" w:hAnsi="Times New Roman" w:cs="Times New Roman"/>
+          <w:sz w:val="24"/>
+          <w:szCs w:val="24"/>
+        </w:rPr>
+        <w:t xml:space="preserve"> y </w:t>
+      </w:r>
+      <w:r>
+        <w:rPr>
+          <w:rFonts w:ascii="Times New Roman" w:eastAsia="Times New Roman" w:hAnsi="Times New Roman" w:cs="Times New Roman"/>
+          <w:b/>
+          <w:bCs/>
+          <w:sz w:val="24"/>
+          <w:szCs w:val="24"/>
+        </w:rPr>
+        <w:t>fecha de facturación</w:t>
+      </w:r>
+      <w:r>
+        <w:rPr>
+          <w:rFonts w:ascii="Times New Roman" w:eastAsia="Times New Roman" w:hAnsi="Times New Roman" w:cs="Times New Roman"/>
+          <w:sz w:val="24"/>
+          <w:szCs w:val="24"/>
+        </w:rPr>
+        <w:t>.</w:t>
+      </w:r>
+    </w:p>
+    <w:p>
+      <w:pPr>
+        <w:numPr>
+          <w:ilvl w:val="0"/>
+          <w:numId w:val="7"/>
+        </w:numPr>
+        <w:spacing w:before="100" w:beforeAutospacing="1" w:after="100" w:afterAutospacing="1" w:line="240" w:lineRule="auto"/>
+        <w:rPr>
+          <w:rFonts w:ascii="Times New Roman" w:eastAsia="Times New Roman" w:hAnsi="Times New Roman" w:cs="Times New Roman"/>
+          <w:sz w:val="24"/>
+          <w:szCs w:val="24"/>
+        </w:rPr>
+      </w:pPr>
+      <w:r>
+        <w:rPr>
+          <w:rFonts w:ascii="Times New Roman" w:eastAsia="Times New Roman" w:hAnsi="Times New Roman" w:cs="Times New Roman"/>
+          <w:sz w:val="24"/>
+          <w:szCs w:val="24"/>
+        </w:rPr>
         <w:t>Los datos que se encuentra en el archivo “Facturación” deberán de borrarse, al realizar el traspaso o captura de los datos mencionados en el punto 1.</w:t>
       </w:r>
     </w:p>
     <w:p>
-      <w:r>
+      <w:pPr>
+        <w:numPr>
+          <w:ilvl w:val="0"/>
+          <w:numId w:val="7"/>
+        </w:numPr>
+        <w:spacing w:before="100" w:beforeAutospacing="1" w:after="100" w:afterAutospacing="1" w:line="240" w:lineRule="auto"/>
+        <w:rPr>
+          <w:rFonts w:ascii="Times New Roman" w:eastAsia="Times New Roman" w:hAnsi="Times New Roman" w:cs="Times New Roman"/>
+          <w:sz w:val="24"/>
+          <w:szCs w:val="24"/>
+        </w:rPr>
+      </w:pPr>
+      <w:r>
+        <w:rPr>
+          <w:rFonts w:ascii="Times New Roman" w:eastAsia="Times New Roman" w:hAnsi="Times New Roman" w:cs="Times New Roman"/>
+          <w:sz w:val="24"/>
+          <w:szCs w:val="24"/>
+        </w:rPr>
+        <w:drawing>
+          <wp:anchor distT="0" distB="0" distL="114300" distR="114300" simplePos="0" relativeHeight="251658240" behindDoc="1" locked="0" layoutInCell="1" allowOverlap="1" wp14:anchorId="698CF9AA" wp14:editId="1D4A4F23">
+            <wp:simplePos x="0" y="0"/>
+            <wp:positionH relativeFrom="column">
+              <wp:posOffset>532056</wp:posOffset>
+            </wp:positionH>
+            <wp:positionV relativeFrom="paragraph">
+              <wp:posOffset>689012</wp:posOffset>
+            </wp:positionV>
+            <wp:extent cx="3720465" cy="1149350"/>
+            <wp:effectExtent l="0" t="0" r="0" b="0"/>
+            <wp:wrapTight wrapText="bothSides">
+              <wp:wrapPolygon edited="0">
+                <wp:start x="0" y="0"/>
+                <wp:lineTo x="0" y="21123"/>
+                <wp:lineTo x="21456" y="21123"/>
+                <wp:lineTo x="21456" y="0"/>
+                <wp:lineTo x="0" y="0"/>
+              </wp:wrapPolygon>
+            </wp:wrapTight>
+            <wp:docPr id="1" name="Imagen 1"/>
+            <wp:cNvGraphicFramePr>
+              <a:graphicFrameLocks xmlns:a="http://schemas.openxmlformats.org/drawingml/2006/main" noChangeAspect="1"/>
+            </wp:cNvGraphicFramePr>
+            <a:graphic xmlns:a="http://schemas.openxmlformats.org/drawingml/2006/main">
+              <a:graphicData uri="http://schemas.openxmlformats.org/drawingml/2006/picture">
+                <pic:pic xmlns:pic="http://schemas.openxmlformats.org/drawingml/2006/picture">
+                  <pic:nvPicPr>
+                    <pic:cNvPr id="1" name=""/>
+                    <pic:cNvPicPr/>
+                  </pic:nvPicPr>
+                  <pic:blipFill>
+                    <a:blip r:embed="rId100">
+                      <a:extLst>
+                        <a:ext uri="{28A0092B-C50C-407E-A947-70E740481C1C}">
+                          <a14:useLocalDpi xmlns:a14="http://schemas.microsoft.com/office/drawing/2010/main" val="0"/>
+                        </a:ext>
+                      </a:extLst>
+                    </a:blip>
+                    <a:stretch>
+                      <a:fillRect/>
+                    </a:stretch>
+                  </pic:blipFill>
+                  <pic:spPr>
+                    <a:xfrm>
+                      <a:off x="0" y="0"/>
+                      <a:ext cx="3720465" cy="1149350"/>
+                    </a:xfrm>
+                    <a:prstGeom prst="rect">
+                      <a:avLst/>
+                    </a:prstGeom>
+                  </pic:spPr>
+                </pic:pic>
+              </a:graphicData>
+            </a:graphic>
+            <wp14:sizeRelH relativeFrom="margin">
+              <wp14:pctWidth>0</wp14:pctWidth>
+            </wp14:sizeRelH>
+            <wp14:sizeRelV relativeFrom="margin">
+              <wp14:pctHeight>0</wp14:pctHeight>
+            </wp14:sizeRelV>
+          </wp:anchor>
+        </w:drawing>
+      </w:r>
+      <w:r>
+        <w:rPr>
+          <w:rFonts w:ascii="Times New Roman" w:eastAsia="Times New Roman" w:hAnsi="Times New Roman" w:cs="Times New Roman"/>
+          <w:sz w:val="24"/>
+          <w:szCs w:val="24"/>
+        </w:rPr>
         <w:t xml:space="preserve">Revisar que los totales del monto facturado correspondan a los depósitos en efectivo realizados, antes de que finalice el mes. </w:t>
+      </w:r>
+      <w:r>
+        <w:rPr>
+          <w:rFonts w:ascii="Times New Roman" w:eastAsia="Times New Roman" w:hAnsi="Times New Roman" w:cs="Times New Roman"/>
+          <w:sz w:val="24"/>
+          <w:szCs w:val="24"/>
+        </w:rPr>
         <w:br/>
-        <w:t>Ejemplo:</w:t>
-      </w:r>
-    </w:p>
-    <w:p>
-      <w:r>
-        <w:t>Si la cifra no coincide, dar retroalimentación al Director, para que realice los ajustes necesarios, mendiante depósitos bancarios en efectivo.</w:t>
-      </w:r>
-    </w:p>
-    <w:p>
-      <w:r>
-        <w:t>Al finalizar el mes se debe de imprimir los archivos con los datos completos de facturación, para su archivo.</w:t>
-      </w:r>
-    </w:p>
-    <w:p>
-      <w:r>
-        <w:t>Anexar la ficha de depósito del banco correspondiente.</w:t>
-      </w:r>
-    </w:p>
-    <w:p>
-      <w:r>
-        <w:t>Archivar toda la documentación en la carpeta “Bancos [Año Correspondiente]” dentro del leford físico asignado.</w:t>
-      </w:r>
-    </w:p>
-    <w:p>
-      <w:r>
-        <w:t>Notas adicionales:</w:t>
-      </w:r>
-    </w:p>
-    <w:p>
-      <w:r>
-        <w:t>El monto de los depósitos bancarios en efectivo, lo determina el Director General, en los primero días del mes corriente.</w:t>
-      </w:r>
-    </w:p>
-    <w:p>
-      <w:r>
-        <w:t>El encargado de realizar los depósitos bancarios es el Director General, mismo que debe de entregar las fichas de deposito.</w:t>
-      </w:r>
-    </w:p>
-    <w:p>
-      <w:r>
-        <w:t>Las fichas de depósito, las deberá de entregar a la Gerente de Cobranza, para su archivo y resguardo.</w:t>
-      </w:r>
-    </w:p>
-    <w:p>
-      <w:r>
-        <w:t>La retroalimentación al Director, de las diferencias o pendientes por depositar, se deberá de realizar mínimo una semana antes del termino del mes.</w:t>
-      </w:r>
-    </w:p>
-    <w:p>
-      <w:r>
-        <w:t>El director podrá solicitar mas facturación, para depósitos, mismo que deberá notificar mínimo una semana antes de finalizar el mes.</w:t>
-      </w:r>
-    </w:p>
-    <w:p>
-      <w:r>
-        <w:t>La asistente encargada de facturación, deberá de facturar en su totalidad todos los depósitos, antes del termino del mes.</w:t>
-      </w:r>
-    </w:p>
-    <w:sectPr>
-      <w:headerReference w:type="even" r:id="rId9"/>
-      <w:headerReference w:type="default" r:id="rId10"/>
-      <w:footerReference w:type="default" r:id="rId11"/>
-      <w:headerReference w:type="first" r:id="rId12"/>
-      <w:pgSz w:w="12240" w:h="15840"/>
-      <w:pgMar w:top="1417" w:right="1701" w:bottom="1417" w:left="1701" w:header="709" w:footer="397" w:gutter="0"/>
-      <w:pgNumType w:start="0"/>
-      <w:cols w:space="708"/>
-      <w:titlePg/>
-      <w:docGrid w:linePitch="360"/>
-    </w:sectPr>
+        <w:t xml:space="preserve">Ejemplo: </w:t>
+      </w:r>
+    </w:p>
+    <w:p>
+      <w:pPr>
+        <w:spacing w:before="100" w:beforeAutospacing="1" w:after="100" w:afterAutospacing="1" w:line="240" w:lineRule="auto"/>
+        <w:rPr>
+          <w:rFonts w:ascii="Times New Roman" w:eastAsia="Times New Roman" w:hAnsi="Times New Roman" w:cs="Times New Roman"/>
+          <w:sz w:val="24"/>
+          <w:szCs w:val="24"/>
+        </w:rPr>
+      </w:pPr>
+    </w:p>
+    <w:p>
+      <w:pPr>
+        <w:spacing w:before="100" w:beforeAutospacing="1" w:after="100" w:afterAutospacing="1" w:line="240" w:lineRule="auto"/>
+        <w:jc w:val="center"/>
+        <w:rPr>
+          <w:rFonts w:ascii="Times New Roman" w:eastAsia="Times New Roman" w:hAnsi="Times New Roman" w:cs="Times New Roman"/>
+          <w:sz w:val="24"/>
+          <w:szCs w:val="24"/>
+        </w:rPr>
+      </w:pPr>
+    </w:p>
+    <w:p>
+      <w:pPr>
+        <w:spacing w:before="100" w:beforeAutospacing="1" w:after="100" w:afterAutospacing="1" w:line="240" w:lineRule="auto"/>
+        <w:jc w:val="center"/>
+        <w:rPr>
+          <w:rFonts w:ascii="Times New Roman" w:eastAsia="Times New Roman" w:hAnsi="Times New Roman" w:cs="Times New Roman"/>
+          <w:sz w:val="24"/>
+          <w:szCs w:val="24"/>
+        </w:rPr>
+      </w:pPr>
+    </w:p>
+    <w:p>
+      <w:pPr>
+        <w:spacing w:before="100" w:beforeAutospacing="1" w:after="100" w:afterAutospacing="1" w:line="240" w:lineRule="auto"/>
+        <w:jc w:val="center"/>
+        <w:rPr>
+          <w:rFonts w:ascii="Times New Roman" w:eastAsia="Times New Roman" w:hAnsi="Times New Roman" w:cs="Times New Roman"/>
+          <w:sz w:val="24"/>
+          <w:szCs w:val="24"/>
+        </w:rPr>
+      </w:pPr>
+    </w:p>
+    <w:p>
+      <w:pPr>
+        <w:numPr>
+          <w:ilvl w:val="0"/>
+          <w:numId w:val="7"/>
+        </w:numPr>
+        <w:spacing w:before="100" w:beforeAutospacing="1" w:after="100" w:afterAutospacing="1" w:line="240" w:lineRule="auto"/>
+        <w:rPr>
+          <w:rFonts w:ascii="Times New Roman" w:eastAsia="Times New Roman" w:hAnsi="Times New Roman" w:cs="Times New Roman"/>
+          <w:sz w:val="24"/>
+          <w:szCs w:val="24"/>
+        </w:rPr>
+      </w:pPr>
+      <w:r>
+        <w:rPr>
+          <w:rFonts w:ascii="Times New Roman" w:eastAsia="Times New Roman" w:hAnsi="Times New Roman" w:cs="Times New Roman"/>
+          <w:sz w:val="24"/>
+          <w:szCs w:val="24"/>
+        </w:rPr>
+        <w:t xml:space="preserve">Si la cifra no coincide, dar retroalimentación al Director, para que realice los ajustes necesarios, mendiante depósitos bancarios en efectivo. </w:t>
+      </w:r>
+    </w:p>
+    <w:p>
+      <w:pPr>
+        <w:numPr>
+          <w:ilvl w:val="0"/>
+          <w:numId w:val="7"/>
+        </w:numPr>
+        <w:spacing w:before="100" w:beforeAutospacing="1" w:after="100" w:afterAutospacing="1" w:line="240" w:lineRule="auto"/>
+        <w:rPr>
+          <w:rFonts w:ascii="Times New Roman" w:eastAsia="Times New Roman" w:hAnsi="Times New Roman" w:cs="Times New Roman"/>
+          <w:sz w:val="24"/>
+          <w:szCs w:val="24"/>
+        </w:rPr>
+      </w:pPr>
+      <w:r>
+        <w:rPr>
+          <w:rFonts w:ascii="Times New Roman" w:eastAsia="Times New Roman" w:hAnsi="Times New Roman" w:cs="Times New Roman"/>
+          <w:sz w:val="24"/>
+          <w:szCs w:val="24"/>
+        </w:rPr>
+        <w:t xml:space="preserve">Al finalizar el mes se debe de imprimir los archivos con los datos completos de facturación, para su archivo. </w:t>
+      </w:r>
+    </w:p>
+    <w:p>
+      <w:pPr>
+        <w:numPr>
+          <w:ilvl w:val="0"/>
+          <w:numId w:val="7"/>
+        </w:numPr>
+        <w:spacing w:before="100" w:beforeAutospacing="1" w:after="100" w:afterAutospacing="1" w:line="240" w:lineRule="auto"/>
+        <w:rPr>
+          <w:rFonts w:ascii="Times New Roman" w:eastAsia="Times New Roman" w:hAnsi="Times New Roman" w:cs="Times New Roman"/>
+          <w:sz w:val="24"/>
+          <w:szCs w:val="24"/>
+        </w:rPr>
+      </w:pPr>
+      <w:r>
+        <w:rPr>
+          <w:rFonts w:ascii="Times New Roman" w:eastAsia="Times New Roman" w:hAnsi="Times New Roman" w:cs="Times New Roman"/>
+          <w:sz w:val="24"/>
+          <w:szCs w:val="24"/>
+        </w:rPr>
+        <w:t xml:space="preserve">Anexar la </w:t>
+      </w:r>
+      <w:r>
+        <w:rPr>
+          <w:rFonts w:ascii="Times New Roman" w:eastAsia="Times New Roman" w:hAnsi="Times New Roman" w:cs="Times New Roman"/>
+          <w:b/>
+          <w:bCs/>
+          <w:sz w:val="24"/>
+          <w:szCs w:val="24"/>
+        </w:rPr>
+        <w:t>ficha de depósito</w:t>
+      </w:r>
+      <w:r>
+        <w:rPr>
+          <w:rFonts w:ascii="Times New Roman" w:eastAsia="Times New Roman" w:hAnsi="Times New Roman" w:cs="Times New Roman"/>
+          <w:sz w:val="24"/>
+          <w:szCs w:val="24"/>
+        </w:rPr>
+        <w:t xml:space="preserve"> del banco correspondiente.</w:t>
+      </w:r>
+    </w:p>
+    <w:p>
+      <w:pPr>
+        <w:numPr>
+          <w:ilvl w:val="0"/>
+          <w:numId w:val="7"/>
+        </w:numPr>
+        <w:spacing w:before="100" w:beforeAutospacing="1" w:after="100" w:afterAutospacing="1" w:line="240" w:lineRule="auto"/>
+        <w:rPr>
+          <w:rFonts w:ascii="Times New Roman" w:eastAsia="Times New Roman" w:hAnsi="Times New Roman" w:cs="Times New Roman"/>
+          <w:sz w:val="24"/>
+          <w:szCs w:val="24"/>
+        </w:rPr>
+      </w:pPr>
+      <w:r>
+        <w:rPr>
+          <w:rFonts w:ascii="Times New Roman" w:eastAsia="Times New Roman" w:hAnsi="Times New Roman" w:cs="Times New Roman"/>
+          <w:sz w:val="24"/>
+          <w:szCs w:val="24"/>
+        </w:rPr>
+        <w:t xml:space="preserve">Archivar toda la documentación en la carpeta </w:t>
+      </w:r>
+      <w:r>
+        <w:rPr>
+          <w:rFonts w:ascii="Times New Roman" w:eastAsia="Times New Roman" w:hAnsi="Times New Roman" w:cs="Times New Roman"/>
+          <w:b/>
+          <w:bCs/>
+          <w:sz w:val="24"/>
+          <w:szCs w:val="24"/>
+        </w:rPr>
+        <w:t>“Bancos [Año Correspondiente]”</w:t>
+      </w:r>
+      <w:r>
+        <w:rPr>
+          <w:rFonts w:ascii="Times New Roman" w:eastAsia="Times New Roman" w:hAnsi="Times New Roman" w:cs="Times New Roman"/>
+          <w:sz w:val="24"/>
+          <w:szCs w:val="24"/>
+        </w:rPr>
+        <w:t xml:space="preserve"> dentro del lefor</w:t>
+      </w:r>
+      <w:r>
+        <w:rPr>
+          <w:rFonts w:ascii="Times New Roman" w:eastAsia="Times New Roman" w:hAnsi="Times New Roman" w:cs="Times New Roman"/>
+          <w:sz w:val="24"/>
+          <w:szCs w:val="24"/>
+        </w:rPr>
+        <w:t>d</w:t>
+      </w:r>
+      <w:r>
+        <w:rPr>
+          <w:rFonts w:ascii="Times New Roman" w:eastAsia="Times New Roman" w:hAnsi="Times New Roman" w:cs="Times New Roman"/>
+          <w:sz w:val="24"/>
+          <w:szCs w:val="24"/>
+        </w:rPr>
+        <w:t xml:space="preserve"> físico asignado.</w:t>
+      </w:r>
+    </w:p>
+    <w:p>
+      <w:pPr>
+        <w:spacing w:before="100" w:beforeAutospacing="1" w:after="100" w:afterAutospacing="1" w:line="240" w:lineRule="auto"/>
+        <w:rPr>
+          <w:rFonts w:ascii="Times New Roman" w:eastAsia="Times New Roman" w:hAnsi="Times New Roman" w:cs="Times New Roman"/>
+          <w:sz w:val="24"/>
+          <w:szCs w:val="24"/>
+        </w:rPr>
+      </w:pPr>
+      <w:r>
+        <w:rPr>
+          <w:rFonts w:ascii="Times New Roman" w:eastAsia="Times New Roman" w:hAnsi="Times New Roman" w:cs="Times New Roman"/>
+          <w:sz w:val="24"/>
+          <w:szCs w:val="24"/>
+        </w:rPr>
+        <w:t xml:space="preserve">Notas adicionales: </w:t>
+      </w:r>
+    </w:p>
+    <w:p>
+      <w:pPr>
+        <w:pStyle w:val="Prrafodelista"/>
+        <w:numPr>
+          <w:ilvl w:val="0"/>
+          <w:numId w:val="2"/>
+        </w:numPr>
+        <w:spacing w:before="100" w:beforeAutospacing="1" w:after="100" w:afterAutospacing="1" w:line="240" w:lineRule="auto"/>
+        <w:rPr>
+          <w:rFonts w:ascii="Times New Roman" w:eastAsia="Times New Roman" w:hAnsi="Times New Roman" w:cs="Times New Roman"/>
+          <w:sz w:val="24"/>
+          <w:szCs w:val="24"/>
+        </w:rPr>
+      </w:pPr>
+      <w:r>
+        <w:rPr>
+          <w:rFonts w:ascii="Times New Roman" w:eastAsia="Times New Roman" w:hAnsi="Times New Roman" w:cs="Times New Roman"/>
+          <w:sz w:val="24"/>
+          <w:szCs w:val="24"/>
+        </w:rPr>
+        <w:t xml:space="preserve">El monto de los depósitos bancarios en efectivo, lo determina el Director General, en los primero días del mes corriente. </w:t>
+      </w:r>
+    </w:p>
+    <w:p>
+      <w:pPr>
+        <w:pStyle w:val="Prrafodelista"/>
+        <w:numPr>
+          <w:ilvl w:val="0"/>
+          <w:numId w:val="2"/>
+        </w:numPr>
+        <w:spacing w:before="100" w:beforeAutospacing="1" w:after="100" w:afterAutospacing="1" w:line="240" w:lineRule="auto"/>
+        <w:rPr>
+          <w:rFonts w:ascii="Times New Roman" w:eastAsia="Times New Roman" w:hAnsi="Times New Roman" w:cs="Times New Roman"/>
+          <w:sz w:val="24"/>
+          <w:szCs w:val="24"/>
+        </w:rPr>
+      </w:pPr>
+      <w:r>
+        <w:rPr>
+          <w:rFonts w:ascii="Times New Roman" w:eastAsia="Times New Roman" w:hAnsi="Times New Roman" w:cs="Times New Roman"/>
+          <w:sz w:val="24"/>
+          <w:szCs w:val="24"/>
+        </w:rPr>
+        <w:t>El encargado de realizar los depósitos bancarios es el Director General</w:t>
+      </w:r>
+      <w:r>
+        <w:rPr>
+          <w:rFonts w:ascii="Times New Roman" w:eastAsia="Times New Roman" w:hAnsi="Times New Roman" w:cs="Times New Roman"/>
+          <w:sz w:val="24"/>
+          <w:szCs w:val="24"/>
+        </w:rPr>
+        <w:t>, mismo que debe de entregar las fichas de deposito.</w:t>
+      </w:r>
+    </w:p>
+    <w:p>
+      <w:pPr>
+        <w:pStyle w:val="Prrafodelista"/>
+        <w:numPr>
+          <w:ilvl w:val="0"/>
+          <w:numId w:val="2"/>
+        </w:numPr>
+        <w:spacing w:before="100" w:beforeAutospacing="1" w:after="100" w:afterAutospacing="1" w:line="240" w:lineRule="auto"/>
+        <w:rPr>
+          <w:rFonts w:ascii="Times New Roman" w:eastAsia="Times New Roman" w:hAnsi="Times New Roman" w:cs="Times New Roman"/>
+          <w:sz w:val="24"/>
+          <w:szCs w:val="24"/>
+        </w:rPr>
+      </w:pPr>
+      <w:r>
+        <w:rPr>
+          <w:rFonts w:ascii="Times New Roman" w:eastAsia="Times New Roman" w:hAnsi="Times New Roman" w:cs="Times New Roman"/>
+          <w:sz w:val="24"/>
+          <w:szCs w:val="24"/>
+        </w:rPr>
+        <w:t>Las fichas de depósito, las deberá de entregar a la Gerente de Cobranza, para su archivo y resguardo</w:t>
+      </w:r>
+      <w:r>
+        <w:rPr>
+          <w:rFonts w:ascii="Times New Roman" w:eastAsia="Times New Roman" w:hAnsi="Times New Roman" w:cs="Times New Roman"/>
+          <w:sz w:val="24"/>
+          <w:szCs w:val="24"/>
+        </w:rPr>
+        <w:t>.</w:t>
+      </w:r>
+    </w:p>
+    <w:p>
+      <w:pPr>
+        <w:pStyle w:val="Prrafodelista"/>
+        <w:numPr>
+          <w:ilvl w:val="0"/>
+          <w:numId w:val="2"/>
+        </w:numPr>
+        <w:spacing w:before="100" w:beforeAutospacing="1" w:after="100" w:afterAutospacing="1" w:line="240" w:lineRule="auto"/>
+        <w:rPr>
+          <w:rFonts w:ascii="Times New Roman" w:eastAsia="Times New Roman" w:hAnsi="Times New Roman" w:cs="Times New Roman"/>
+          <w:sz w:val="24"/>
+          <w:szCs w:val="24"/>
+        </w:rPr>
+      </w:pPr>
+      <w:r>
+        <w:rPr>
+          <w:rFonts w:ascii="Times New Roman" w:eastAsia="Times New Roman" w:hAnsi="Times New Roman" w:cs="Times New Roman"/>
+          <w:sz w:val="24"/>
+          <w:szCs w:val="24"/>
+        </w:rPr>
+        <w:t xml:space="preserve">La retroalimentación al Director, de las diferencias o pendientes por depositar, se deberá de realizar mínimo una semana antes del termino del mes. </w:t>
+      </w:r>
+    </w:p>
+    <w:p>
+      <w:pPr>
+        <w:pStyle w:val="Prrafodelista"/>
+        <w:numPr>
+          <w:ilvl w:val="0"/>
+          <w:numId w:val="2"/>
+        </w:numPr>
+        <w:spacing w:before="100" w:beforeAutospacing="1" w:after="100" w:afterAutospacing="1" w:line="240" w:lineRule="auto"/>
+        <w:rPr>
+          <w:rFonts w:ascii="Times New Roman" w:eastAsia="Times New Roman" w:hAnsi="Times New Roman" w:cs="Times New Roman"/>
+          <w:sz w:val="24"/>
+          <w:szCs w:val="24"/>
+        </w:rPr>
+      </w:pPr>
+      <w:r>
+        <w:rPr>
+          <w:rFonts w:ascii="Times New Roman" w:eastAsia="Times New Roman" w:hAnsi="Times New Roman" w:cs="Times New Roman"/>
+          <w:sz w:val="24"/>
+          <w:szCs w:val="24"/>
+        </w:rPr>
+        <w:t xml:space="preserve">El director podrá solicitar mas facturación, para depósitos, mismo que deberá notificar mínimo una semana antes de finalizar el mes. </w:t>
+      </w:r>
+    </w:p>
+    <w:p>
+      <w:pPr>
+        <w:pStyle w:val="Prrafodelista"/>
+        <w:numPr>
+          <w:ilvl w:val="0"/>
+          <w:numId w:val="2"/>
+        </w:numPr>
+        <w:spacing w:before="100" w:beforeAutospacing="1" w:after="100" w:afterAutospacing="1" w:line="240" w:lineRule="auto"/>
+        <w:rPr>
+          <w:rFonts w:ascii="Times New Roman" w:eastAsia="Times New Roman" w:hAnsi="Times New Roman" w:cs="Times New Roman"/>
+          <w:sz w:val="24"/>
+          <w:szCs w:val="24"/>
+        </w:rPr>
+      </w:pPr>
+      <w:r>
+        <w:rPr>
+          <w:rFonts w:ascii="Times New Roman" w:eastAsia="Times New Roman" w:hAnsi="Times New Roman" w:cs="Times New Roman"/>
+          <w:sz w:val="24"/>
+          <w:szCs w:val="24"/>
+        </w:rPr>
+        <w:t xml:space="preserve">La asistente encargada de facturación, deberá de facturar en su totalidad todos los depósitos, antes del termino del mes. </w:t>
+      </w:r>
+    </w:p>
+    <w:p>
+      <w:pPr>
+        <w:spacing w:after="0" w:line="240" w:lineRule="auto"/>
+        <w:rPr>
+          <w:rFonts w:ascii="Times New Roman" w:eastAsia="Times New Roman" w:hAnsi="Times New Roman" w:cs="Times New Roman"/>
+          <w:sz w:val="24"/>
+          <w:szCs w:val="24"/>
+        </w:rPr>
+      </w:pPr>
+      <w:r>
+        <w:rPr>
+          <w:rFonts w:ascii="Times New Roman" w:eastAsia="Times New Roman" w:hAnsi="Times New Roman" w:cs="Times New Roman"/>
+          <w:sz w:val="24"/>
+          <w:szCs w:val="24"/>
+        </w:rPr>
+        <w:pict w14:anchorId="5A7BEA8D">
+          <v:rect id="_x0000_i1031" style="width:0;height:1.5pt" o:hralign="center" o:hrstd="t" o:hr="t" fillcolor="#a0a0a0" stroked="f"/>
+        </w:pict>
+      </w:r>
+    </w:p>
   </w:body>
 </w:document>
 </file>
@@ -1273,7 +2856,7 @@
                   <w:sz w:val="24"/>
                   <w:szCs w:val="24"/>
                 </w:rPr>
-                <w:t>PROCEDIMIENTO: FACTURACIÓN MENSUAL DE INGRESOS BANCARIOS EN EFECTIVO (RFC GENERICO)</w:t>
+                <w:t>PROCEDIMIENTO: FACTURACION MENSUAL DE INGRESOS BANCARIOS EN EFECTIVO (RFC GENERICO)</w:t>
               </w:r>
             </w:p>
           </w:sdtContent>

--- a/workspaces/instructivos/PCE4_PROCEDIMIENTO_FACTURACION_MENSUAL_DE_INGRESOS_BANCARIOS_EN_EFECTIVO_RFC_GENERICO.docx
+++ b/workspaces/instructivos/PCE4_PROCEDIMIENTO_FACTURACION_MENSUAL_DE_INGRESOS_BANCARIOS_EN_EFECTIVO_RFC_GENERICO.docx
@@ -2599,6 +2599,18 @@
         </w:pict>
       </w:r>
     </w:p>
+    <w:sectPr>
+      <w:headerReference w:type="even" r:id="rId9"/>
+      <w:headerReference w:type="default" r:id="rId10"/>
+      <w:footerReference w:type="default" r:id="rId11"/>
+      <w:headerReference w:type="first" r:id="rId12"/>
+      <w:pgSz w:w="12240" w:h="15840"/>
+      <w:pgMar w:top="1417" w:right="1701" w:bottom="1417" w:left="1701" w:header="709" w:footer="397" w:gutter="0"/>
+      <w:pgNumType w:start="0"/>
+      <w:cols w:space="708"/>
+      <w:titlePg/>
+      <w:docGrid w:linePitch="360"/>
+    </w:sectPr>
   </w:body>
 </w:document>
 </file>
